--- a/Relazione_Rete_Theta_Unificata.docx
+++ b/Relazione_Rete_Theta_Unificata.docx
@@ -77,6 +77,7 @@
     <w:p>
       <w:pPr>
         <w:pStyle w:val="Heading1"/>
+        <w:jc w:val="both"/>
         <w:rPr/>
       </w:pPr>
       <w:r>
@@ -86,6 +87,7 @@
     <w:p>
       <w:pPr>
         <w:spacing w:beforeAutospacing="0" w:after="160" w:afterAutospacing="0"/>
+        <w:jc w:val="both"/>
         <w:rPr/>
       </w:pPr>
       <w:r>
@@ -101,6 +103,7 @@
     <w:p>
       <w:pPr>
         <w:spacing w:beforeAutospacing="0" w:after="160" w:afterAutospacing="0"/>
+        <w:jc w:val="both"/>
         <w:rPr/>
       </w:pPr>
       <w:r>
@@ -116,21 +119,42 @@
     <w:p>
       <w:pPr>
         <w:spacing w:beforeAutospacing="0" w:after="160" w:afterAutospacing="0"/>
-        <w:rPr/>
-      </w:pPr>
-      <w:r>
-        <w:rPr>
-          <w:b w:val="off"/>
-          <w:bCs w:val="off"/>
-          <w:i w:val="off"/>
-          <w:iCs w:val="off"/>
-        </w:rPr>
-        <w:t>Per mantenere lo schema leggibile, anziche' rappresentare tutti i 120 PC sono stati inseriti un router centrale, due firewall, un Web Server in DMZ, un NAS, 3 IDS/IPS e un PC per piano (rinominato “PC 1-20”), dove ogni PC rappresenta simbolicamente i 20 computer effettivamente presenti su quel piano.</w:t>
+        <w:jc w:val="both"/>
+        <w:rPr/>
+      </w:pPr>
+      <w:r>
+        <w:rPr>
+          <w:b w:val="off"/>
+          <w:bCs w:val="off"/>
+          <w:i w:val="off"/>
+          <w:iCs w:val="off"/>
+        </w:rPr>
+        <w:t>Per mantenere lo schema leggibile, anzich</w:t>
+      </w:r>
+      <w:r>
+        <w:rPr>
+          <w:b w:val="off"/>
+          <w:bCs w:val="off"/>
+          <w:i w:val="off"/>
+          <w:iCs w:val="off"/>
+          <w:lang w:val="it-IT"/>
+        </w:rPr>
+        <w:t xml:space="preserve">è </w:t>
+      </w:r>
+      <w:r>
+        <w:rPr>
+          <w:b w:val="off"/>
+          <w:bCs w:val="off"/>
+          <w:i w:val="off"/>
+          <w:iCs w:val="off"/>
+        </w:rPr>
+        <w:t>rappresentare tutti i 120 PC sono stati inseriti un router centrale, due firewall, un Web Server in DMZ, un NAS, 3 IDS/IPS e un PC per piano (rinominato “PC 1-20”), dove ogni PC rappresenta simbolicamente i 20 computer effettivamente presenti su quel piano.</w:t>
       </w:r>
     </w:p>
     <w:p>
       <w:pPr>
         <w:pStyle w:val="Heading1"/>
+        <w:jc w:val="both"/>
         <w:rPr/>
       </w:pPr>
       <w:r>
@@ -140,6 +164,7 @@
     <w:p>
       <w:pPr>
         <w:spacing w:beforeAutospacing="0" w:after="160" w:afterAutospacing="0"/>
+        <w:jc w:val="both"/>
         <w:rPr/>
       </w:pPr>
       <w:r>
@@ -160,6 +185,7 @@
           <w:numId w:val="2"/>
         </w:numPr>
         <w:spacing w:beforeAutospacing="0" w:after="60" w:afterAutospacing="0"/>
+        <w:jc w:val="both"/>
         <w:rPr/>
       </w:pPr>
       <w:r>
@@ -174,6 +200,7 @@
           <w:numId w:val="2"/>
         </w:numPr>
         <w:spacing w:beforeAutospacing="0" w:after="60" w:afterAutospacing="0"/>
+        <w:jc w:val="both"/>
         <w:rPr/>
       </w:pPr>
       <w:r>
@@ -188,6 +215,7 @@
           <w:numId w:val="2"/>
         </w:numPr>
         <w:spacing w:beforeAutospacing="0" w:after="60" w:afterAutospacing="0"/>
+        <w:jc w:val="both"/>
         <w:rPr/>
       </w:pPr>
       <w:r>
@@ -202,6 +230,7 @@
           <w:numId w:val="2"/>
         </w:numPr>
         <w:spacing w:beforeAutospacing="0" w:after="60" w:afterAutospacing="0"/>
+        <w:jc w:val="both"/>
         <w:rPr/>
       </w:pPr>
       <w:r>
@@ -216,6 +245,7 @@
           <w:numId w:val="2"/>
         </w:numPr>
         <w:spacing w:beforeAutospacing="0" w:after="60" w:afterAutospacing="0"/>
+        <w:jc w:val="both"/>
         <w:rPr/>
       </w:pPr>
       <w:r>
@@ -230,6 +260,7 @@
           <w:numId w:val="2"/>
         </w:numPr>
         <w:spacing w:beforeAutospacing="0" w:after="60" w:afterAutospacing="0"/>
+        <w:jc w:val="both"/>
         <w:rPr/>
       </w:pPr>
       <w:r>
@@ -244,6 +275,7 @@
           <w:numId w:val="2"/>
         </w:numPr>
         <w:spacing w:beforeAutospacing="0" w:after="60" w:afterAutospacing="0"/>
+        <w:jc w:val="both"/>
         <w:rPr/>
       </w:pPr>
       <w:r>
@@ -258,6 +290,7 @@
           <w:numId w:val="2"/>
         </w:numPr>
         <w:spacing w:beforeAutospacing="0" w:after="60" w:afterAutospacing="0"/>
+        <w:jc w:val="both"/>
         <w:rPr/>
       </w:pPr>
       <w:r>
@@ -272,6 +305,7 @@
           <w:numId w:val="2"/>
         </w:numPr>
         <w:spacing w:beforeAutospacing="0" w:after="60" w:afterAutospacing="0"/>
+        <w:jc w:val="both"/>
         <w:rPr/>
       </w:pPr>
       <w:r>
@@ -281,17 +315,7 @@
     <w:p>
       <w:pPr>
         <w:spacing w:beforeAutospacing="0" w:after="160" w:afterAutospacing="0"/>
-        <w:rPr>
-          <w:b w:val="off"/>
-          <w:bCs w:val="off"/>
-          <w:i w:val="off"/>
-          <w:iCs w:val="off"/>
-        </w:rPr>
-      </w:pPr>
-    </w:p>
-    <w:p>
-      <w:pPr>
-        <w:spacing w:beforeAutospacing="0" w:after="160" w:afterAutospacing="0"/>
+        <w:jc w:val="both"/>
         <w:rPr/>
       </w:pPr>
       <w:r>
@@ -307,6 +331,7 @@
     <w:p>
       <w:pPr>
         <w:pStyle w:val="Heading1"/>
+        <w:jc w:val="both"/>
         <w:rPr/>
       </w:pPr>
       <w:r>
@@ -316,6 +341,7 @@
     <w:p>
       <w:pPr>
         <w:spacing w:beforeAutospacing="0" w:after="160" w:afterAutospacing="0"/>
+        <w:jc w:val="both"/>
         <w:rPr/>
       </w:pPr>
       <w:r>
@@ -331,6 +357,7 @@
     <w:p>
       <w:pPr>
         <w:spacing w:beforeAutospacing="0" w:after="160" w:afterAutospacing="0"/>
+        <w:jc w:val="both"/>
         <w:rPr/>
       </w:pPr>
       <w:r>
@@ -346,6 +373,7 @@
     <w:p>
       <w:pPr>
         <w:spacing w:beforeAutospacing="0" w:after="160" w:afterAutospacing="0"/>
+        <w:jc w:val="both"/>
         <w:rPr/>
       </w:pPr>
       <w:r>
@@ -361,6 +389,7 @@
     <w:p>
       <w:pPr>
         <w:spacing w:beforeAutospacing="0" w:after="160" w:afterAutospacing="0"/>
+        <w:jc w:val="both"/>
         <w:rPr/>
       </w:pPr>
       <w:r>
@@ -376,6 +405,7 @@
     <w:p>
       <w:pPr>
         <w:spacing w:beforeAutospacing="0" w:after="160" w:afterAutospacing="0"/>
+        <w:jc w:val="both"/>
         <w:rPr/>
       </w:pPr>
       <w:r>
@@ -391,7 +421,7 @@
     <w:p>
       <w:pPr>
         <w:spacing w:before="120" w:beforeAutospacing="0" w:after="80" w:afterAutospacing="0"/>
-        <w:jc w:val="center"/>
+        <w:jc w:val="both"/>
         <w:rPr/>
       </w:pPr>
       <w:r>
@@ -414,7 +444,7 @@
                     </pic:cNvPicPr>
                   </pic:nvPicPr>
                   <pic:blipFill>
-                    <a:blip r:embed="rId18"/>
+                    <a:blip r:embed="rId25"/>
                     <a:srcRect/>
                     <a:stretch>
                       <a:fillRect/>
@@ -439,14 +469,14 @@
     <w:p>
       <w:pPr>
         <w:spacing w:before="120" w:beforeAutospacing="0" w:after="80" w:afterAutospacing="0"/>
-        <w:jc w:val="center"/>
+        <w:jc w:val="both"/>
         <w:rPr/>
       </w:pPr>
     </w:p>
     <w:p>
       <w:pPr>
         <w:spacing w:before="120" w:beforeAutospacing="0" w:after="80" w:afterAutospacing="0"/>
-        <w:jc w:val="center"/>
+        <w:jc w:val="both"/>
         <w:rPr/>
       </w:pPr>
       <w:r>
@@ -469,7 +499,7 @@
                     </pic:cNvPicPr>
                   </pic:nvPicPr>
                   <pic:blipFill>
-                    <a:blip r:embed="rId19"/>
+                    <a:blip r:embed="rId26"/>
                     <a:srcRect/>
                     <a:stretch>
                       <a:fillRect/>
@@ -494,6 +524,7 @@
     <w:p>
       <w:pPr>
         <w:pStyle w:val="Heading1"/>
+        <w:jc w:val="both"/>
         <w:rPr/>
       </w:pPr>
       <w:r>
@@ -503,6 +534,7 @@
     <w:p>
       <w:pPr>
         <w:spacing w:beforeAutospacing="0" w:after="160" w:afterAutospacing="0"/>
+        <w:jc w:val="both"/>
         <w:rPr/>
       </w:pPr>
       <w:r>
@@ -519,6 +551,7 @@
       <w:pPr>
         <w:shd w:val="clear" w:fill="f3f4f6"/>
         <w:spacing w:before="80" w:beforeAutospacing="0" w:after="160" w:afterAutospacing="0"/>
+        <w:jc w:val="both"/>
         <w:rPr/>
       </w:pPr>
       <w:r>
@@ -533,46 +566,106 @@
     <w:p>
       <w:pPr>
         <w:spacing w:beforeAutospacing="0" w:after="160" w:afterAutospacing="0"/>
-        <w:rPr/>
-      </w:pPr>
-      <w:r>
-        <w:rPr>
-          <w:b w:val="off"/>
-          <w:bCs w:val="off"/>
-          <w:i w:val="off"/>
-          <w:iCs w:val="off"/>
-        </w:rPr>
-        <w:t>Il Web Server e' collegato al firewall perimetrale perche' si trova nella zona DMZ: in questo modo e' raggiungibile da Internet ma resta isolato dalla LAN aziendale dal firewall interno.</w:t>
-      </w:r>
-    </w:p>
-    <w:p>
-      <w:pPr>
-        <w:spacing w:beforeAutospacing="0" w:after="160" w:afterAutospacing="0"/>
-        <w:rPr/>
-      </w:pPr>
-      <w:r>
-        <w:rPr>
-          <w:b w:val="off"/>
-          <w:bCs w:val="off"/>
-          <w:i w:val="off"/>
-          <w:iCs w:val="off"/>
-        </w:rPr>
-        <w:t>Il NAS e' collegato alla rete interna, in prossimita' dello switch del piano terra, in modo da essere raggiungibile da tutti i computer aziendali attraverso il router centrale.</w:t>
-      </w:r>
-    </w:p>
-    <w:p>
-      <w:pPr>
-        <w:spacing w:beforeAutospacing="0" w:after="160" w:afterAutospacing="0"/>
-        <w:rPr/>
-      </w:pPr>
-      <w:r>
-        <w:rPr>
-          <w:b w:val="off"/>
-          <w:bCs w:val="off"/>
-          <w:i w:val="off"/>
-          <w:iCs w:val="off"/>
-        </w:rPr>
-        <w:t>I 3 IDS/IPS sono stati posizionati in punti diversi della rete per rappresentare il controllo del traffico in piu' zone:</w:t>
+        <w:jc w:val="both"/>
+        <w:rPr/>
+      </w:pPr>
+      <w:r>
+        <w:rPr>
+          <w:b w:val="off"/>
+          <w:bCs w:val="off"/>
+          <w:i w:val="off"/>
+          <w:iCs w:val="off"/>
+        </w:rPr>
+        <w:t>Il Web Server e' collegato al firewall perimetrale perch</w:t>
+      </w:r>
+      <w:r>
+        <w:rPr>
+          <w:b w:val="off"/>
+          <w:bCs w:val="off"/>
+          <w:i w:val="off"/>
+          <w:iCs w:val="off"/>
+          <w:lang w:val="it-IT"/>
+        </w:rPr>
+        <w:t>è</w:t>
+      </w:r>
+      <w:r>
+        <w:rPr>
+          <w:b w:val="off"/>
+          <w:bCs w:val="off"/>
+          <w:i w:val="off"/>
+          <w:iCs w:val="off"/>
+        </w:rPr>
+        <w:t xml:space="preserve"> si trova nella zona DMZ: in questo modo e' raggiungibile da Internet ma resta isolato dalla LAN aziendale dal firewall interno.</w:t>
+      </w:r>
+    </w:p>
+    <w:p>
+      <w:pPr>
+        <w:spacing w:beforeAutospacing="0" w:after="160" w:afterAutospacing="0"/>
+        <w:jc w:val="both"/>
+        <w:rPr/>
+      </w:pPr>
+      <w:r>
+        <w:rPr>
+          <w:b w:val="off"/>
+          <w:bCs w:val="off"/>
+          <w:i w:val="off"/>
+          <w:iCs w:val="off"/>
+        </w:rPr>
+        <w:t>Il NAS e' collegato alla rete interna, in prossimit</w:t>
+      </w:r>
+      <w:r>
+        <w:rPr>
+          <w:b w:val="off"/>
+          <w:bCs w:val="off"/>
+          <w:i w:val="off"/>
+          <w:iCs w:val="off"/>
+          <w:lang w:val="it-IT"/>
+        </w:rPr>
+        <w:t>à</w:t>
+      </w:r>
+      <w:r>
+        <w:rPr>
+          <w:b w:val="off"/>
+          <w:bCs w:val="off"/>
+          <w:i w:val="off"/>
+          <w:iCs w:val="off"/>
+        </w:rPr>
+        <w:t xml:space="preserve"> dello switch del piano terra, in modo da essere raggiungibile da tutti i computer aziendali attraverso il router centrale.</w:t>
+      </w:r>
+    </w:p>
+    <w:p>
+      <w:pPr>
+        <w:spacing w:beforeAutospacing="0" w:after="160" w:afterAutospacing="0"/>
+        <w:jc w:val="both"/>
+        <w:rPr/>
+      </w:pPr>
+      <w:r>
+        <w:rPr>
+          <w:b w:val="off"/>
+          <w:bCs w:val="off"/>
+          <w:i w:val="off"/>
+          <w:iCs w:val="off"/>
+        </w:rPr>
+        <w:t>I 3 IDS/IPS sono stati posizionati in punti diversi della rete per rappresentare il controllo del traffico in pi</w:t>
+      </w:r>
+      <w:r>
+        <w:rPr>
+          <w:b w:val="off"/>
+          <w:bCs w:val="off"/>
+          <w:i w:val="off"/>
+          <w:iCs w:val="off"/>
+          <w:lang w:val="it-IT"/>
+        </w:rPr>
+        <w:t xml:space="preserve">ù </w:t>
+      </w:r>
+      <w:r>
+        <w:rPr>
+          <w:b w:val="off"/>
+          <w:bCs w:val="off"/>
+          <w:i w:val="off"/>
+          <w:iCs w:val="off"/>
+        </w:rPr>
+        <w:t>zone:</w:t>
       </w:r>
     </w:p>
     <w:p>
@@ -583,6 +676,7 @@
           <w:numId w:val="2"/>
         </w:numPr>
         <w:spacing w:beforeAutospacing="0" w:after="60" w:afterAutospacing="0"/>
+        <w:jc w:val="both"/>
         <w:rPr/>
       </w:pPr>
       <w:r>
@@ -597,6 +691,7 @@
           <w:numId w:val="2"/>
         </w:numPr>
         <w:spacing w:beforeAutospacing="0" w:after="60" w:afterAutospacing="0"/>
+        <w:jc w:val="both"/>
         <w:rPr/>
       </w:pPr>
       <w:r>
@@ -611,6 +706,7 @@
           <w:numId w:val="2"/>
         </w:numPr>
         <w:spacing w:beforeAutospacing="0" w:after="60" w:afterAutospacing="0"/>
+        <w:jc w:val="both"/>
         <w:rPr/>
       </w:pPr>
       <w:r>
@@ -620,6 +716,7 @@
     <w:p>
       <w:pPr>
         <w:pStyle w:val="Heading1"/>
+        <w:jc w:val="both"/>
         <w:rPr/>
       </w:pPr>
       <w:r>
@@ -629,6 +726,7 @@
     <w:p>
       <w:pPr>
         <w:spacing w:beforeAutospacing="0" w:after="160" w:afterAutospacing="0"/>
+        <w:jc w:val="both"/>
         <w:rPr/>
       </w:pPr>
       <w:r>
@@ -679,6 +777,10 @@
             </w:tcMar>
           </w:tcPr>
           <w:p>
+            <w:pPr>
+              <w:jc w:val="both"/>
+              <w:rPr/>
+            </w:pPr>
             <w:r>
               <w:rPr>
                 <w:b/>
@@ -710,6 +812,10 @@
             </w:tcMar>
           </w:tcPr>
           <w:p>
+            <w:pPr>
+              <w:jc w:val="both"/>
+              <w:rPr/>
+            </w:pPr>
             <w:r>
               <w:rPr>
                 <w:b/>
@@ -741,6 +847,10 @@
             </w:tcMar>
           </w:tcPr>
           <w:p>
+            <w:pPr>
+              <w:jc w:val="both"/>
+              <w:rPr/>
+            </w:pPr>
             <w:r>
               <w:rPr>
                 <w:b/>
@@ -774,6 +884,10 @@
             </w:tcMar>
           </w:tcPr>
           <w:p>
+            <w:pPr>
+              <w:jc w:val="both"/>
+              <w:rPr/>
+            </w:pPr>
             <w:r>
               <w:rPr>
                 <w:b w:val="off"/>
@@ -803,6 +917,10 @@
             </w:tcMar>
           </w:tcPr>
           <w:p>
+            <w:pPr>
+              <w:jc w:val="both"/>
+              <w:rPr/>
+            </w:pPr>
             <w:r>
               <w:rPr>
                 <w:rFonts w:ascii="Consolas" w:cs="Consolas" w:eastAsia="Consolas" w:hAnsi="Consolas"/>
@@ -833,6 +951,10 @@
             </w:tcMar>
           </w:tcPr>
           <w:p>
+            <w:pPr>
+              <w:jc w:val="both"/>
+              <w:rPr/>
+            </w:pPr>
             <w:r>
               <w:rPr>
                 <w:b w:val="off"/>
@@ -865,6 +987,10 @@
             </w:tcMar>
           </w:tcPr>
           <w:p>
+            <w:pPr>
+              <w:jc w:val="both"/>
+              <w:rPr/>
+            </w:pPr>
             <w:r>
               <w:rPr>
                 <w:b w:val="off"/>
@@ -894,6 +1020,10 @@
             </w:tcMar>
           </w:tcPr>
           <w:p>
+            <w:pPr>
+              <w:jc w:val="both"/>
+              <w:rPr/>
+            </w:pPr>
             <w:r>
               <w:rPr>
                 <w:rFonts w:ascii="Consolas" w:cs="Consolas" w:eastAsia="Consolas" w:hAnsi="Consolas"/>
@@ -924,6 +1054,10 @@
             </w:tcMar>
           </w:tcPr>
           <w:p>
+            <w:pPr>
+              <w:jc w:val="both"/>
+              <w:rPr/>
+            </w:pPr>
             <w:r>
               <w:rPr>
                 <w:b w:val="off"/>
@@ -956,6 +1090,10 @@
             </w:tcMar>
           </w:tcPr>
           <w:p>
+            <w:pPr>
+              <w:jc w:val="both"/>
+              <w:rPr/>
+            </w:pPr>
             <w:r>
               <w:rPr>
                 <w:b w:val="off"/>
@@ -985,6 +1123,10 @@
             </w:tcMar>
           </w:tcPr>
           <w:p>
+            <w:pPr>
+              <w:jc w:val="both"/>
+              <w:rPr/>
+            </w:pPr>
             <w:r>
               <w:rPr>
                 <w:rFonts w:ascii="Consolas" w:cs="Consolas" w:eastAsia="Consolas" w:hAnsi="Consolas"/>
@@ -1015,6 +1157,10 @@
             </w:tcMar>
           </w:tcPr>
           <w:p>
+            <w:pPr>
+              <w:jc w:val="both"/>
+              <w:rPr/>
+            </w:pPr>
             <w:r>
               <w:rPr>
                 <w:b w:val="off"/>
@@ -1047,6 +1193,10 @@
             </w:tcMar>
           </w:tcPr>
           <w:p>
+            <w:pPr>
+              <w:jc w:val="both"/>
+              <w:rPr/>
+            </w:pPr>
             <w:r>
               <w:rPr>
                 <w:b w:val="off"/>
@@ -1076,6 +1226,10 @@
             </w:tcMar>
           </w:tcPr>
           <w:p>
+            <w:pPr>
+              <w:jc w:val="both"/>
+              <w:rPr/>
+            </w:pPr>
             <w:r>
               <w:rPr>
                 <w:rFonts w:ascii="Consolas" w:cs="Consolas" w:eastAsia="Consolas" w:hAnsi="Consolas"/>
@@ -1106,6 +1260,10 @@
             </w:tcMar>
           </w:tcPr>
           <w:p>
+            <w:pPr>
+              <w:jc w:val="both"/>
+              <w:rPr/>
+            </w:pPr>
             <w:r>
               <w:rPr>
                 <w:b w:val="off"/>
@@ -1122,12 +1280,14 @@
     <w:p>
       <w:pPr>
         <w:spacing w:before="200" w:beforeAutospacing="0" w:after="160" w:afterAutospacing="0"/>
-        <w:rPr/>
-      </w:pPr>
-    </w:p>
-    <w:p>
-      <w:pPr>
-        <w:spacing w:beforeAutospacing="0" w:after="160" w:afterAutospacing="0"/>
+        <w:jc w:val="both"/>
+        <w:rPr/>
+      </w:pPr>
+    </w:p>
+    <w:p>
+      <w:pPr>
+        <w:spacing w:beforeAutospacing="0" w:after="160" w:afterAutospacing="0"/>
+        <w:jc w:val="both"/>
         <w:rPr/>
       </w:pPr>
       <w:r>
@@ -1142,15 +1302,22 @@
     </w:p>
     <w:p>
       <w:pPr>
+        <w:spacing w:beforeAutospacing="0" w:after="160" w:afterAutospacing="0"/>
+        <w:jc w:val="both"/>
+        <w:rPr/>
+      </w:pPr>
+    </w:p>
+    <w:p>
+      <w:pPr>
         <w:spacing w:before="120" w:beforeAutospacing="0" w:after="80" w:afterAutospacing="0"/>
-        <w:jc w:val="center"/>
+        <w:jc w:val="both"/>
         <w:rPr/>
       </w:pPr>
       <w:r>
         <w:rPr/>
         <w:drawing xmlns:mc="http://schemas.openxmlformats.org/markup-compatibility/2006">
           <wp:inline distT="0" distB="0" distL="0" distR="0">
-            <wp:extent cx="3784600" cy="1579245"/>
+            <wp:extent cx="4541520" cy="1870710"/>
             <wp:effectExtent l="0" t="0" r="0" b="0"/>
             <wp:docPr id="4" name="Picture 4"/>
             <wp:cNvGraphicFramePr>
@@ -1166,7 +1333,7 @@
                     </pic:cNvPicPr>
                   </pic:nvPicPr>
                   <pic:blipFill>
-                    <a:blip r:embed="rId20"/>
+                    <a:blip r:embed="rId27"/>
                     <a:srcRect/>
                     <a:stretch>
                       <a:fillRect/>
@@ -1175,7 +1342,7 @@
                   <pic:spPr>
                     <a:xfrm>
                       <a:off x="0" y="0"/>
-                      <a:ext cx="3784600" cy="1579245"/>
+                      <a:ext cx="4541520" cy="1870710"/>
                     </a:xfrm>
                     <a:prstGeom prst="rect">
                       <a:avLst/>
@@ -1191,12 +1358,7 @@
     <w:p>
       <w:pPr>
         <w:pStyle w:val="Heading1"/>
-        <w:rPr/>
-      </w:pPr>
-    </w:p>
-    <w:p>
-      <w:pPr>
-        <w:pStyle w:val="Heading1"/>
+        <w:jc w:val="both"/>
         <w:rPr/>
       </w:pPr>
       <w:r>
@@ -1206,6 +1368,7 @@
     <w:p>
       <w:pPr>
         <w:spacing w:beforeAutospacing="0" w:after="160" w:afterAutospacing="0"/>
+        <w:jc w:val="both"/>
         <w:rPr/>
       </w:pPr>
       <w:r>
@@ -1221,6 +1384,7 @@
     <w:p>
       <w:pPr>
         <w:pStyle w:val="Heading2"/>
+        <w:jc w:val="both"/>
         <w:rPr/>
       </w:pPr>
       <w:r>
@@ -1230,6 +1394,7 @@
     <w:p>
       <w:pPr>
         <w:spacing w:beforeAutospacing="0" w:after="160" w:afterAutospacing="0"/>
+        <w:jc w:val="both"/>
         <w:rPr/>
       </w:pPr>
       <w:r>
@@ -1246,6 +1411,7 @@
       <w:pPr>
         <w:shd w:val="clear" w:fill="f3f4f6"/>
         <w:spacing w:before="80" w:beforeAutospacing="0" w:after="160" w:afterAutospacing="0"/>
+        <w:jc w:val="both"/>
         <w:rPr/>
       </w:pPr>
       <w:r>
@@ -1260,7 +1426,7 @@
     <w:p>
       <w:pPr>
         <w:spacing w:before="120" w:beforeAutospacing="0" w:after="80" w:afterAutospacing="0"/>
-        <w:jc w:val="center"/>
+        <w:jc w:val="both"/>
         <w:rPr/>
       </w:pPr>
       <w:r>
@@ -1283,7 +1449,7 @@
                     </pic:cNvPicPr>
                   </pic:nvPicPr>
                   <pic:blipFill>
-                    <a:blip r:embed="rId21"/>
+                    <a:blip r:embed="rId28"/>
                     <a:srcRect/>
                     <a:stretch>
                       <a:fillRect/>
@@ -1307,14 +1473,8 @@
     </w:p>
     <w:p>
       <w:pPr>
-        <w:spacing w:beforeAutospacing="0" w:after="240" w:afterAutospacing="0"/>
-        <w:jc w:val="center"/>
-        <w:rPr/>
-      </w:pPr>
-    </w:p>
-    <w:p>
-      <w:pPr>
         <w:pStyle w:val="Heading2"/>
+        <w:jc w:val="both"/>
         <w:rPr/>
       </w:pPr>
       <w:r>
@@ -1324,6 +1484,7 @@
     <w:p>
       <w:pPr>
         <w:spacing w:beforeAutospacing="0" w:after="160" w:afterAutospacing="0"/>
+        <w:jc w:val="both"/>
         <w:rPr/>
       </w:pPr>
       <w:r>
@@ -1340,6 +1501,7 @@
       <w:pPr>
         <w:shd w:val="clear" w:fill="f3f4f6"/>
         <w:spacing w:before="80" w:beforeAutospacing="0" w:after="160" w:afterAutospacing="0"/>
+        <w:jc w:val="both"/>
         <w:rPr/>
       </w:pPr>
       <w:r>
@@ -1354,7 +1516,7 @@
     <w:p>
       <w:pPr>
         <w:spacing w:before="120" w:beforeAutospacing="0" w:after="80" w:afterAutospacing="0"/>
-        <w:jc w:val="center"/>
+        <w:jc w:val="both"/>
         <w:rPr/>
       </w:pPr>
       <w:r>
@@ -1377,7 +1539,7 @@
                     </pic:cNvPicPr>
                   </pic:nvPicPr>
                   <pic:blipFill>
-                    <a:blip r:embed="rId22"/>
+                    <a:blip r:embed="rId29"/>
                     <a:srcRect/>
                     <a:stretch>
                       <a:fillRect/>
@@ -1402,6 +1564,7 @@
     <w:p>
       <w:pPr>
         <w:spacing w:beforeAutospacing="0" w:after="160" w:afterAutospacing="0"/>
+        <w:jc w:val="both"/>
         <w:rPr/>
       </w:pPr>
       <w:r>
@@ -1417,59 +1580,136 @@
     <w:p>
       <w:pPr>
         <w:pStyle w:val="Heading1"/>
+        <w:jc w:val="both"/>
         <w:rPr/>
       </w:pPr>
     </w:p>
     <w:p>
       <w:pPr>
         <w:pStyle w:val="Heading1"/>
-        <w:rPr/>
-      </w:pPr>
-      <w:r>
-        <w:t>7. Test dei verbi HTTP con Python</w:t>
-      </w:r>
-    </w:p>
-    <w:p>
-      <w:pPr>
-        <w:spacing w:beforeAutospacing="0" w:after="160" w:afterAutospacing="0"/>
-        <w:rPr/>
-      </w:pPr>
-      <w:r>
-        <w:rPr>
-          <w:b w:val="off"/>
-          <w:bCs w:val="off"/>
-          <w:i w:val="off"/>
-          <w:iCs w:val="off"/>
-        </w:rPr>
-        <w:t>Per completare il testing della rete e' stato sviluppato un programma in Python per verificare quali verbi HTTP risultano attivi sul Web Server della DMZ. I verbi testati sono GET, POST, PUT e DELETE: GET serve per richiedere una risorsa, POST per inviare dati, PUT per modificare o aggiornare una risorsa esistente, DELETE per eliminarla.</w:t>
-      </w:r>
-    </w:p>
-    <w:p>
-      <w:pPr>
-        <w:spacing w:beforeAutospacing="0" w:after="160" w:afterAutospacing="0"/>
-        <w:rPr/>
-      </w:pPr>
-      <w:r>
-        <w:rPr>
-          <w:b w:val="off"/>
-          <w:bCs w:val="off"/>
-          <w:i w:val="off"/>
-          <w:iCs w:val="off"/>
-        </w:rPr>
-        <w:t>Il programma, salvato nel file test_http.py, utilizza la libreria requests per inviare le richieste all'indirizzo del Web Server in DMZ (172.16.10.10) e stampa a video il codice di risposta ottenuto per ciascun verbo:</w:t>
+        <w:jc w:val="both"/>
+        <w:rPr/>
+      </w:pPr>
+      <w:r>
+        <w:t>7. Test con Kali Linux e Metasploitable</w:t>
+      </w:r>
+    </w:p>
+    <w:p>
+      <w:pPr>
+        <w:spacing w:beforeAutospacing="0" w:after="160" w:afterAutospacing="0"/>
+        <w:jc w:val="both"/>
+        <w:rPr/>
+      </w:pPr>
+      <w:r>
+        <w:rPr>
+          <w:b w:val="off"/>
+          <w:bCs w:val="off"/>
+          <w:i w:val="off"/>
+          <w:iCs w:val="off"/>
+        </w:rPr>
+        <w:t>Per completare il testing richiesto dalla traccia, i test sono stati eseguiti in un ambiente reale composto da due macchine virtuali: Kali Linux, usata come macchina attaccante per i test di sicurezza, e Metasploitable2, usata come simulazione del Web Server aziendale vulnerabile da analizzare.</w:t>
+      </w:r>
+    </w:p>
+    <w:p>
+      <w:pPr>
+        <w:pStyle w:val="Heading2"/>
+        <w:jc w:val="both"/>
+        <w:rPr/>
+      </w:pPr>
+      <w:r>
+        <w:t>7.1 Configurazione della rete tra le due macchine</w:t>
+      </w:r>
+    </w:p>
+    <w:p>
+      <w:pPr>
+        <w:spacing w:beforeAutospacing="0" w:after="160" w:afterAutospacing="0"/>
+        <w:jc w:val="both"/>
+        <w:rPr/>
+      </w:pPr>
+      <w:r>
+        <w:rPr>
+          <w:b w:val="off"/>
+          <w:bCs w:val="off"/>
+          <w:i w:val="off"/>
+          <w:iCs w:val="off"/>
+        </w:rPr>
+        <w:t>Le due VM sono state configurate sulla stessa rete virtuale con i seguenti indirizzi IP:</w:t>
+      </w:r>
+    </w:p>
+    <w:p>
+      <w:pPr>
+        <w:pStyle w:val="ListParagraph"/>
+        <w:numPr>
+          <w:ilvl w:val="0"/>
+          <w:numId w:val="2"/>
+        </w:numPr>
+        <w:spacing w:beforeAutospacing="0" w:after="60" w:afterAutospacing="0"/>
+        <w:jc w:val="both"/>
+        <w:rPr/>
+      </w:pPr>
+      <w:r>
+        <w:t>Metasploitable2: 192.168.50.101</w:t>
+      </w:r>
+    </w:p>
+    <w:p>
+      <w:pPr>
+        <w:pStyle w:val="ListParagraph"/>
+        <w:numPr>
+          <w:ilvl w:val="0"/>
+          <w:numId w:val="2"/>
+        </w:numPr>
+        <w:spacing w:beforeAutospacing="0" w:after="60" w:afterAutospacing="0"/>
+        <w:jc w:val="both"/>
+        <w:rPr/>
+      </w:pPr>
+      <w:r>
+        <w:t>Kali Linux: 192.168.50.102</w:t>
+      </w:r>
+    </w:p>
+    <w:p>
+      <w:pPr>
+        <w:spacing w:beforeAutospacing="0" w:after="160" w:afterAutospacing="0"/>
+        <w:jc w:val="both"/>
+        <w:rPr/>
+      </w:pPr>
+      <w:r>
+        <w:rPr>
+          <w:b w:val="off"/>
+          <w:bCs w:val="off"/>
+          <w:i w:val="off"/>
+          <w:iCs w:val="off"/>
+        </w:rPr>
+        <w:t>Di seguito l'output del comando ifconfig su Metasploitable, che conferma l'indirizzo IP assegnato:</w:t>
       </w:r>
     </w:p>
     <w:p>
       <w:pPr>
         <w:spacing w:before="120" w:beforeAutospacing="0" w:after="80" w:afterAutospacing="0"/>
-        <w:jc w:val="center"/>
-        <w:rPr/>
-      </w:pPr>
-      <w:r>
-        <w:rPr/>
+        <w:jc w:val="both"/>
+        <w:rPr/>
+      </w:pPr>
+    </w:p>
+    <w:p>
+      <w:pPr>
+        <w:spacing w:beforeAutospacing="0" w:after="160" w:afterAutospacing="0"/>
+        <w:jc w:val="both"/>
+        <w:rPr>
+          <w:b w:val="off"/>
+          <w:bCs w:val="off"/>
+          <w:i w:val="off"/>
+          <w:iCs w:val="off"/>
+        </w:rPr>
+      </w:pPr>
+      <w:r>
+        <w:rPr>
+          <w:b w:val="off"/>
+          <w:bCs w:val="off"/>
+          <w:i w:val="off"/>
+          <w:iCs w:val="off"/>
+        </w:rPr>
         <w:drawing xmlns:mc="http://schemas.openxmlformats.org/markup-compatibility/2006">
-          <wp:inline distT="0" distB="0" distL="0" distR="0">
-            <wp:extent cx="5334000" cy="3105150"/>
+          <wp:inline>
+            <wp:extent cx="5943600" cy="3112770"/>
             <wp:effectExtent l="0" t="0" r="0" b="0"/>
             <wp:docPr id="7" name="Picture 7"/>
             <wp:cNvGraphicFramePr>
@@ -1479,13 +1719,950 @@
               <a:graphicData uri="http://schemas.openxmlformats.org/drawingml/2006/picture">
                 <pic:pic xmlns:pic="http://schemas.openxmlformats.org/drawingml/2006/picture">
                   <pic:nvPicPr>
-                    <pic:cNvPr id="6" name=""/>
+                    <pic:cNvPr id="17" name=""/>
+                    <pic:cNvPicPr>
+                      <a:picLocks noGrp="0" noSelect="0" noChangeAspect="1" noMove="0"/>
+                    </pic:cNvPicPr>
+                  </pic:nvPicPr>
+                  <pic:blipFill>
+                    <a:blip r:embed="rId30"/>
+                    <a:srcRect/>
+                    <a:stretch>
+                      <a:fillRect/>
+                    </a:stretch>
+                  </pic:blipFill>
+                  <pic:spPr>
+                    <a:xfrm>
+                      <a:off x="0" y="0"/>
+                      <a:ext cx="5943600" cy="3112770"/>
+                    </a:xfrm>
+                    <a:prstGeom prst="rect">
+                      <a:avLst/>
+                    </a:prstGeom>
+                  </pic:spPr>
+                </pic:pic>
+              </a:graphicData>
+            </a:graphic>
+          </wp:inline>
+        </w:drawing>
+      </w:r>
+    </w:p>
+    <w:p>
+      <w:pPr>
+        <w:spacing w:beforeAutospacing="0" w:after="160" w:afterAutospacing="0"/>
+        <w:jc w:val="both"/>
+        <w:rPr/>
+      </w:pPr>
+      <w:r>
+        <w:rPr>
+          <w:b w:val="off"/>
+          <w:bCs w:val="off"/>
+          <w:i w:val="off"/>
+          <w:iCs w:val="off"/>
+        </w:rPr>
+        <w:t>E l'analogo output su Kali Linux:</w:t>
+      </w:r>
+    </w:p>
+    <w:p>
+      <w:pPr>
+        <w:spacing w:before="120" w:beforeAutospacing="0" w:after="80" w:afterAutospacing="0"/>
+        <w:jc w:val="both"/>
+        <w:rPr/>
+      </w:pPr>
+      <w:r>
+        <w:rPr/>
+        <w:drawing xmlns:mc="http://schemas.openxmlformats.org/markup-compatibility/2006">
+          <wp:inline>
+            <wp:extent cx="3234690" cy="1812290"/>
+            <wp:effectExtent l="0" t="0" r="0" b="0"/>
+            <wp:docPr id="8" name="Picture 8"/>
+            <wp:cNvGraphicFramePr>
+              <a:graphicFrameLocks xmlns:a="http://schemas.openxmlformats.org/drawingml/2006/main" noChangeAspect="1"/>
+            </wp:cNvGraphicFramePr>
+            <a:graphic xmlns:a="http://schemas.openxmlformats.org/drawingml/2006/main">
+              <a:graphicData uri="http://schemas.openxmlformats.org/drawingml/2006/picture">
+                <pic:pic xmlns:pic="http://schemas.openxmlformats.org/drawingml/2006/picture">
+                  <pic:nvPicPr>
+                    <pic:cNvPr id="18" name=""/>
+                    <pic:cNvPicPr>
+                      <a:picLocks noGrp="0" noSelect="0" noChangeAspect="1" noMove="0"/>
+                    </pic:cNvPicPr>
+                  </pic:nvPicPr>
+                  <pic:blipFill>
+                    <a:blip r:embed="rId31"/>
+                    <a:srcRect/>
+                    <a:stretch>
+                      <a:fillRect/>
+                    </a:stretch>
+                  </pic:blipFill>
+                  <pic:spPr>
+                    <a:xfrm>
+                      <a:off x="0" y="0"/>
+                      <a:ext cx="3234690" cy="1812290"/>
+                    </a:xfrm>
+                    <a:prstGeom prst="rect">
+                      <a:avLst/>
+                    </a:prstGeom>
+                  </pic:spPr>
+                </pic:pic>
+              </a:graphicData>
+            </a:graphic>
+          </wp:inline>
+        </w:drawing>
+      </w:r>
+    </w:p>
+    <w:p>
+      <w:pPr>
+        <w:pStyle w:val="Heading2"/>
+        <w:jc w:val="both"/>
+        <w:rPr/>
+      </w:pPr>
+      <w:r>
+        <w:t>7.2 Verifica del collegamento con ping</w:t>
+      </w:r>
+    </w:p>
+    <w:p>
+      <w:pPr>
+        <w:spacing w:beforeAutospacing="0" w:after="160" w:afterAutospacing="0"/>
+        <w:jc w:val="both"/>
+        <w:rPr/>
+      </w:pPr>
+      <w:r>
+        <w:rPr>
+          <w:b w:val="off"/>
+          <w:bCs w:val="off"/>
+          <w:i w:val="off"/>
+          <w:iCs w:val="off"/>
+        </w:rPr>
+        <w:t>Prima di procedere con i test, e' stato verificato il collegamento tra le due macchine tramite il comando ping da Kali verso Metasploitable:</w:t>
+      </w:r>
+    </w:p>
+    <w:p>
+      <w:pPr>
+        <w:shd w:val="clear" w:fill="f3f4f6"/>
+        <w:spacing w:before="80" w:beforeAutospacing="0" w:after="160" w:afterAutospacing="0"/>
+        <w:jc w:val="both"/>
+        <w:rPr/>
+      </w:pPr>
+      <w:r>
+        <w:rPr>
+          <w:rFonts w:ascii="Consolas" w:cs="Consolas" w:eastAsia="Consolas" w:hAnsi="Consolas"/>
+          <w:sz w:val="20"/>
+          <w:szCs w:val="20"/>
+        </w:rPr>
+        <w:t>ping 192.168.50.101</w:t>
+      </w:r>
+    </w:p>
+    <w:p>
+      <w:pPr>
+        <w:spacing w:before="120" w:beforeAutospacing="0" w:after="80" w:afterAutospacing="0"/>
+        <w:jc w:val="both"/>
+        <w:rPr/>
+      </w:pPr>
+      <w:r>
+        <w:rPr/>
+        <w:drawing xmlns:mc="http://schemas.openxmlformats.org/markup-compatibility/2006">
+          <wp:inline distT="0" distB="0" distL="0" distR="0">
+            <wp:extent cx="4829175" cy="2771775"/>
+            <wp:effectExtent l="0" t="0" r="0" b="0"/>
+            <wp:docPr id="9" name="Picture 9"/>
+            <wp:cNvGraphicFramePr>
+              <a:graphicFrameLocks xmlns:a="http://schemas.openxmlformats.org/drawingml/2006/main" noChangeAspect="1"/>
+            </wp:cNvGraphicFramePr>
+            <a:graphic xmlns:a="http://schemas.openxmlformats.org/drawingml/2006/main">
+              <a:graphicData uri="http://schemas.openxmlformats.org/drawingml/2006/picture">
+                <pic:pic xmlns:pic="http://schemas.openxmlformats.org/drawingml/2006/picture">
+                  <pic:nvPicPr>
+                    <pic:cNvPr id="8" name=""/>
                     <pic:cNvPicPr>
                       <a:picLocks noChangeAspect="1" noChangeArrowheads="1"/>
                     </pic:cNvPicPr>
                   </pic:nvPicPr>
                   <pic:blipFill>
-                    <a:blip r:embed="rId23"/>
+                    <a:blip r:embed="rId32"/>
+                    <a:srcRect/>
+                    <a:stretch>
+                      <a:fillRect/>
+                    </a:stretch>
+                  </pic:blipFill>
+                  <pic:spPr>
+                    <a:xfrm>
+                      <a:off x="0" y="0"/>
+                      <a:ext cx="4829175" cy="2771775"/>
+                    </a:xfrm>
+                    <a:prstGeom prst="rect">
+                      <a:avLst/>
+                    </a:prstGeom>
+                  </pic:spPr>
+                </pic:pic>
+              </a:graphicData>
+            </a:graphic>
+          </wp:inline>
+        </w:drawing>
+      </w:r>
+    </w:p>
+    <w:p>
+      <w:pPr>
+        <w:spacing w:beforeAutospacing="0" w:after="160" w:afterAutospacing="0"/>
+        <w:jc w:val="both"/>
+        <w:rPr>
+          <w:b w:val="off"/>
+          <w:bCs w:val="off"/>
+          <w:i w:val="off"/>
+          <w:iCs w:val="off"/>
+        </w:rPr>
+      </w:pPr>
+    </w:p>
+    <w:p>
+      <w:pPr>
+        <w:spacing w:beforeAutospacing="0" w:after="160" w:afterAutospacing="0"/>
+        <w:jc w:val="both"/>
+        <w:rPr/>
+      </w:pPr>
+      <w:r>
+        <w:rPr>
+          <w:b w:val="off"/>
+          <w:bCs w:val="off"/>
+          <w:i w:val="off"/>
+          <w:iCs w:val="off"/>
+        </w:rPr>
+        <w:t>Il risultato e' positivo: tutti i pacchetti sono stati ricevuti correttamente, confermando che le due macchine comunicano sulla stessa rete virtuale.</w:t>
+      </w:r>
+    </w:p>
+    <w:p>
+      <w:pPr>
+        <w:pStyle w:val="Heading2"/>
+        <w:jc w:val="both"/>
+        <w:rPr/>
+      </w:pPr>
+      <w:r>
+        <w:t>7.3 Accesso al Web Server Metasploitable</w:t>
+      </w:r>
+    </w:p>
+    <w:p>
+      <w:pPr>
+        <w:spacing w:beforeAutospacing="0" w:after="160" w:afterAutospacing="0"/>
+        <w:jc w:val="both"/>
+        <w:rPr/>
+      </w:pPr>
+      <w:r>
+        <w:rPr>
+          <w:b w:val="off"/>
+          <w:bCs w:val="off"/>
+          <w:i w:val="off"/>
+          <w:iCs w:val="off"/>
+        </w:rPr>
+        <w:t>Dal browser di Kali e' stato aperto l'indirizzo IP di Metasploitable:</w:t>
+      </w:r>
+    </w:p>
+    <w:p>
+      <w:pPr>
+        <w:shd w:val="clear" w:fill="f3f4f6"/>
+        <w:spacing w:before="80" w:beforeAutospacing="0" w:after="160" w:afterAutospacing="0"/>
+        <w:jc w:val="both"/>
+        <w:rPr/>
+      </w:pPr>
+      <w:r>
+        <w:rPr>
+          <w:rFonts w:ascii="Consolas" w:cs="Consolas" w:eastAsia="Consolas" w:hAnsi="Consolas"/>
+          <w:sz w:val="20"/>
+          <w:szCs w:val="20"/>
+        </w:rPr>
+        <w:t>http://192.168.50.101</w:t>
+      </w:r>
+    </w:p>
+    <w:p>
+      <w:pPr>
+        <w:spacing w:before="120" w:beforeAutospacing="0" w:after="80" w:afterAutospacing="0"/>
+        <w:jc w:val="both"/>
+        <w:rPr/>
+      </w:pPr>
+      <w:r>
+        <w:rPr/>
+        <w:drawing xmlns:mc="http://schemas.openxmlformats.org/markup-compatibility/2006">
+          <wp:inline distT="0" distB="0" distL="0" distR="0">
+            <wp:extent cx="5076825" cy="2371725"/>
+            <wp:effectExtent l="0" t="0" r="0" b="0"/>
+            <wp:docPr id="10" name="Picture 10"/>
+            <wp:cNvGraphicFramePr>
+              <a:graphicFrameLocks xmlns:a="http://schemas.openxmlformats.org/drawingml/2006/main" noChangeAspect="1"/>
+            </wp:cNvGraphicFramePr>
+            <a:graphic xmlns:a="http://schemas.openxmlformats.org/drawingml/2006/main">
+              <a:graphicData uri="http://schemas.openxmlformats.org/drawingml/2006/picture">
+                <pic:pic xmlns:pic="http://schemas.openxmlformats.org/drawingml/2006/picture">
+                  <pic:nvPicPr>
+                    <pic:cNvPr id="9" name=""/>
+                    <pic:cNvPicPr>
+                      <a:picLocks noChangeAspect="1" noChangeArrowheads="1"/>
+                    </pic:cNvPicPr>
+                  </pic:nvPicPr>
+                  <pic:blipFill>
+                    <a:blip r:embed="rId33"/>
+                    <a:srcRect/>
+                    <a:stretch>
+                      <a:fillRect/>
+                    </a:stretch>
+                  </pic:blipFill>
+                  <pic:spPr>
+                    <a:xfrm>
+                      <a:off x="0" y="0"/>
+                      <a:ext cx="5076825" cy="2371725"/>
+                    </a:xfrm>
+                    <a:prstGeom prst="rect">
+                      <a:avLst/>
+                    </a:prstGeom>
+                  </pic:spPr>
+                </pic:pic>
+              </a:graphicData>
+            </a:graphic>
+          </wp:inline>
+        </w:drawing>
+      </w:r>
+    </w:p>
+    <w:p>
+      <w:pPr>
+        <w:spacing w:beforeAutospacing="0" w:after="160" w:afterAutospacing="0"/>
+        <w:jc w:val="both"/>
+        <w:rPr/>
+      </w:pPr>
+      <w:r>
+        <w:rPr>
+          <w:b w:val="off"/>
+          <w:bCs w:val="off"/>
+          <w:i w:val="off"/>
+          <w:iCs w:val="off"/>
+        </w:rPr>
+        <w:t>La pagina si e' aperta correttamente e mostra il menu principale di Metasploitable con tutti i servizi disponibili, confermando che il Web Server sulla porta 80 e' attivo e raggiungibile dalla macchina Kali.</w:t>
+      </w:r>
+    </w:p>
+    <w:p>
+      <w:pPr>
+        <w:pStyle w:val="Heading1"/>
+        <w:jc w:val="both"/>
+        <w:rPr/>
+      </w:pPr>
+      <w:r>
+        <w:t>8. Scansione delle porte</w:t>
+      </w:r>
+    </w:p>
+    <w:p>
+      <w:pPr>
+        <w:pStyle w:val="Heading2"/>
+        <w:jc w:val="both"/>
+        <w:rPr/>
+      </w:pPr>
+      <w:r>
+        <w:t>8.1 Scansione con Nmap</w:t>
+      </w:r>
+    </w:p>
+    <w:p>
+      <w:pPr>
+        <w:spacing w:beforeAutospacing="0" w:after="160" w:afterAutospacing="0"/>
+        <w:jc w:val="both"/>
+        <w:rPr/>
+      </w:pPr>
+      <w:r>
+        <w:rPr>
+          <w:b w:val="off"/>
+          <w:bCs w:val="off"/>
+          <w:i w:val="off"/>
+          <w:iCs w:val="off"/>
+        </w:rPr>
+        <w:t>Per avere una panoramica completa dei servizi attivi su Metasploitable, e' stata eseguita una scansione con Nmap. Anche se la traccia richiede uno script Python scritto da zero, Nmap e' stato usato come riferimento per confrontare i risultati e validare il tool Python sviluppato:</w:t>
+      </w:r>
+    </w:p>
+    <w:p>
+      <w:pPr>
+        <w:shd w:val="clear" w:fill="f3f4f6"/>
+        <w:spacing w:before="80" w:beforeAutospacing="0" w:after="160" w:afterAutospacing="0"/>
+        <w:jc w:val="both"/>
+        <w:rPr/>
+      </w:pPr>
+      <w:r>
+        <w:rPr>
+          <w:rFonts w:ascii="Consolas" w:cs="Consolas" w:eastAsia="Consolas" w:hAnsi="Consolas"/>
+          <w:sz w:val="20"/>
+          <w:szCs w:val="20"/>
+        </w:rPr>
+        <w:t>nmap 192.168.50.101</w:t>
+      </w:r>
+    </w:p>
+    <w:p>
+      <w:pPr>
+        <w:spacing w:before="120" w:beforeAutospacing="0" w:after="80" w:afterAutospacing="0"/>
+        <w:jc w:val="both"/>
+        <w:rPr/>
+      </w:pPr>
+      <w:r>
+        <w:rPr/>
+        <w:drawing xmlns:mc="http://schemas.openxmlformats.org/markup-compatibility/2006">
+          <wp:inline>
+            <wp:extent cx="5943600" cy="3112770"/>
+            <wp:effectExtent l="0" t="0" r="0" b="0"/>
+            <wp:docPr id="11" name="Picture 11"/>
+            <wp:cNvGraphicFramePr>
+              <a:graphicFrameLocks xmlns:a="http://schemas.openxmlformats.org/drawingml/2006/main" noChangeAspect="1"/>
+            </wp:cNvGraphicFramePr>
+            <a:graphic xmlns:a="http://schemas.openxmlformats.org/drawingml/2006/main">
+              <a:graphicData uri="http://schemas.openxmlformats.org/drawingml/2006/picture">
+                <pic:pic xmlns:pic="http://schemas.openxmlformats.org/drawingml/2006/picture">
+                  <pic:nvPicPr>
+                    <pic:cNvPr id="19" name=""/>
+                    <pic:cNvPicPr>
+                      <a:picLocks noGrp="0" noSelect="0" noChangeAspect="1" noMove="0"/>
+                    </pic:cNvPicPr>
+                  </pic:nvPicPr>
+                  <pic:blipFill>
+                    <a:blip r:embed="rId34"/>
+                    <a:srcRect/>
+                    <a:stretch>
+                      <a:fillRect/>
+                    </a:stretch>
+                  </pic:blipFill>
+                  <pic:spPr>
+                    <a:xfrm>
+                      <a:off x="0" y="0"/>
+                      <a:ext cx="5943600" cy="3112770"/>
+                    </a:xfrm>
+                    <a:prstGeom prst="rect">
+                      <a:avLst/>
+                    </a:prstGeom>
+                  </pic:spPr>
+                </pic:pic>
+              </a:graphicData>
+            </a:graphic>
+          </wp:inline>
+        </w:drawing>
+      </w:r>
+    </w:p>
+    <w:p>
+      <w:pPr>
+        <w:spacing w:beforeAutospacing="0" w:after="160" w:afterAutospacing="0"/>
+        <w:jc w:val="both"/>
+        <w:rPr>
+          <w:b w:val="off"/>
+          <w:bCs w:val="off"/>
+          <w:i w:val="off"/>
+          <w:iCs w:val="off"/>
+        </w:rPr>
+      </w:pPr>
+    </w:p>
+    <w:p>
+      <w:pPr>
+        <w:spacing w:beforeAutospacing="0" w:after="160" w:afterAutospacing="0"/>
+        <w:jc w:val="both"/>
+        <w:rPr/>
+      </w:pPr>
+      <w:r>
+        <w:rPr>
+          <w:b w:val="off"/>
+          <w:bCs w:val="off"/>
+          <w:i w:val="off"/>
+          <w:iCs w:val="off"/>
+        </w:rPr>
+        <w:t>La scansione ha individuato numerose porte aperte, tra cui: 21 (FTP), 22 (SSH), 23 (Telnet), 25 (SMTP), 53 (DNS), 80 (HTTP), 111, 139 e 445 (Samba), 3306 (MySQL), 5432 (PostgreSQL) e 8180 (Apache Tomcat). Questo conferma che Metasploitable espone intenzionalmente molti servizi vulnerabili.</w:t>
+      </w:r>
+    </w:p>
+    <w:p>
+      <w:pPr>
+        <w:spacing w:beforeAutospacing="0" w:after="160" w:afterAutospacing="0"/>
+        <w:jc w:val="both"/>
+        <w:rPr/>
+      </w:pPr>
+      <w:r>
+        <w:rPr>
+          <w:b w:val="off"/>
+          <w:bCs w:val="off"/>
+          <w:i w:val="off"/>
+          <w:iCs w:val="off"/>
+        </w:rPr>
+        <w:t>E' stata eseguita anche una scansione piu' dettagliata con il flag -sV, che mostra oltre alle porte aperte anche il tipo di servizio e la versione:</w:t>
+      </w:r>
+    </w:p>
+    <w:p>
+      <w:pPr>
+        <w:shd w:val="clear" w:fill="f3f4f6"/>
+        <w:spacing w:before="80" w:beforeAutospacing="0" w:after="160" w:afterAutospacing="0"/>
+        <w:jc w:val="both"/>
+        <w:rPr/>
+      </w:pPr>
+      <w:r>
+        <w:rPr>
+          <w:rFonts w:ascii="Consolas" w:cs="Consolas" w:eastAsia="Consolas" w:hAnsi="Consolas"/>
+          <w:sz w:val="20"/>
+          <w:szCs w:val="20"/>
+        </w:rPr>
+        <w:t>nmap -sV 192.168.50.101</w:t>
+      </w:r>
+    </w:p>
+    <w:p>
+      <w:pPr>
+        <w:spacing w:before="120" w:beforeAutospacing="0" w:after="80" w:afterAutospacing="0"/>
+        <w:jc w:val="both"/>
+        <w:rPr/>
+      </w:pPr>
+      <w:r>
+        <w:rPr/>
+        <w:drawing xmlns:mc="http://schemas.openxmlformats.org/markup-compatibility/2006">
+          <wp:inline>
+            <wp:extent cx="5943600" cy="3112770"/>
+            <wp:effectExtent l="0" t="0" r="0" b="0"/>
+            <wp:docPr id="12" name="Picture 12"/>
+            <wp:cNvGraphicFramePr>
+              <a:graphicFrameLocks xmlns:a="http://schemas.openxmlformats.org/drawingml/2006/main" noChangeAspect="1"/>
+            </wp:cNvGraphicFramePr>
+            <a:graphic xmlns:a="http://schemas.openxmlformats.org/drawingml/2006/main">
+              <a:graphicData uri="http://schemas.openxmlformats.org/drawingml/2006/picture">
+                <pic:pic xmlns:pic="http://schemas.openxmlformats.org/drawingml/2006/picture">
+                  <pic:nvPicPr>
+                    <pic:cNvPr id="20" name=""/>
+                    <pic:cNvPicPr>
+                      <a:picLocks noGrp="0" noSelect="0" noChangeAspect="1" noMove="0"/>
+                    </pic:cNvPicPr>
+                  </pic:nvPicPr>
+                  <pic:blipFill>
+                    <a:blip r:embed="rId35"/>
+                    <a:srcRect/>
+                    <a:stretch>
+                      <a:fillRect/>
+                    </a:stretch>
+                  </pic:blipFill>
+                  <pic:spPr>
+                    <a:xfrm>
+                      <a:off x="0" y="0"/>
+                      <a:ext cx="5943600" cy="3112770"/>
+                    </a:xfrm>
+                    <a:prstGeom prst="rect">
+                      <a:avLst/>
+                    </a:prstGeom>
+                  </pic:spPr>
+                </pic:pic>
+              </a:graphicData>
+            </a:graphic>
+          </wp:inline>
+        </w:drawing>
+      </w:r>
+    </w:p>
+    <w:p>
+      <w:pPr>
+        <w:pStyle w:val="Heading2"/>
+        <w:jc w:val="both"/>
+        <w:rPr/>
+      </w:pPr>
+      <w:r>
+        <w:t>8.2 Scansione delle porte con script Python</w:t>
+      </w:r>
+    </w:p>
+    <w:p>
+      <w:pPr>
+        <w:spacing w:beforeAutospacing="0" w:after="160" w:afterAutospacing="0"/>
+        <w:jc w:val="both"/>
+        <w:rPr/>
+      </w:pPr>
+      <w:r>
+        <w:rPr>
+          <w:b w:val="off"/>
+          <w:bCs w:val="off"/>
+          <w:i w:val="off"/>
+          <w:iCs w:val="off"/>
+        </w:rPr>
+        <w:t>Come richiesto dalla traccia, e' stato scritto un programma Python da zero usando la libreria standard socket, senza ricorrere a tool preconfezionati. Lo script, salvato nel file scansione_porte.py, accetta un IP e una lista di porte, tenta una connessione TCP verso ciascuna porta e classifica ogni porta come APERTA o CHIUSA in base all'esito della connessione:</w:t>
+      </w:r>
+    </w:p>
+    <w:p>
+      <w:pPr>
+        <w:spacing w:before="120" w:beforeAutospacing="0" w:after="80" w:afterAutospacing="0"/>
+        <w:jc w:val="both"/>
+        <w:rPr/>
+      </w:pPr>
+      <w:r>
+        <w:rPr/>
+        <w:drawing xmlns:mc="http://schemas.openxmlformats.org/markup-compatibility/2006">
+          <wp:inline distT="0" distB="0" distL="0" distR="0">
+            <wp:extent cx="2987675" cy="2834005"/>
+            <wp:effectExtent l="0" t="0" r="0" b="0"/>
+            <wp:docPr id="13" name="Picture 13"/>
+            <wp:cNvGraphicFramePr>
+              <a:graphicFrameLocks xmlns:a="http://schemas.openxmlformats.org/drawingml/2006/main" noChangeAspect="1"/>
+            </wp:cNvGraphicFramePr>
+            <a:graphic xmlns:a="http://schemas.openxmlformats.org/drawingml/2006/main">
+              <a:graphicData uri="http://schemas.openxmlformats.org/drawingml/2006/picture">
+                <pic:pic xmlns:pic="http://schemas.openxmlformats.org/drawingml/2006/picture">
+                  <pic:nvPicPr>
+                    <pic:cNvPr id="12" name=""/>
+                    <pic:cNvPicPr>
+                      <a:picLocks noChangeAspect="1" noChangeArrowheads="1"/>
+                    </pic:cNvPicPr>
+                  </pic:nvPicPr>
+                  <pic:blipFill>
+                    <a:blip r:embed="rId36"/>
+                    <a:srcRect/>
+                    <a:stretch>
+                      <a:fillRect/>
+                    </a:stretch>
+                  </pic:blipFill>
+                  <pic:spPr>
+                    <a:xfrm>
+                      <a:off x="0" y="0"/>
+                      <a:ext cx="2987675" cy="2834005"/>
+                    </a:xfrm>
+                    <a:prstGeom prst="rect">
+                      <a:avLst/>
+                    </a:prstGeom>
+                  </pic:spPr>
+                </pic:pic>
+              </a:graphicData>
+            </a:graphic>
+          </wp:inline>
+        </w:drawing>
+      </w:r>
+    </w:p>
+    <w:p>
+      <w:pPr>
+        <w:spacing w:beforeAutospacing="0" w:after="160" w:afterAutospacing="0"/>
+        <w:jc w:val="both"/>
+        <w:rPr>
+          <w:b w:val="off"/>
+          <w:bCs w:val="off"/>
+          <w:i w:val="off"/>
+          <w:iCs w:val="off"/>
+        </w:rPr>
+      </w:pPr>
+    </w:p>
+    <w:p>
+      <w:pPr>
+        <w:spacing w:beforeAutospacing="0" w:after="160" w:afterAutospacing="0"/>
+        <w:jc w:val="both"/>
+        <w:rPr/>
+      </w:pPr>
+      <w:r>
+        <w:rPr>
+          <w:b w:val="off"/>
+          <w:bCs w:val="off"/>
+          <w:i w:val="off"/>
+          <w:iCs w:val="off"/>
+        </w:rPr>
+        <w:t>Il programma e' stato eseguito su Kali Linux puntando all'IP reale di Metasploitable:</w:t>
+      </w:r>
+    </w:p>
+    <w:p>
+      <w:pPr>
+        <w:shd w:val="clear" w:fill="f3f4f6"/>
+        <w:spacing w:before="80" w:beforeAutospacing="0" w:after="160" w:afterAutospacing="0"/>
+        <w:jc w:val="both"/>
+        <w:rPr/>
+      </w:pPr>
+      <w:r>
+        <w:rPr>
+          <w:rFonts w:ascii="Consolas" w:cs="Consolas" w:eastAsia="Consolas" w:hAnsi="Consolas"/>
+          <w:sz w:val="20"/>
+          <w:szCs w:val="20"/>
+        </w:rPr>
+        <w:t>python3 scansione_porte.py</w:t>
+      </w:r>
+    </w:p>
+    <w:p>
+      <w:pPr>
+        <w:spacing w:before="120" w:beforeAutospacing="0" w:after="80" w:afterAutospacing="0"/>
+        <w:jc w:val="both"/>
+        <w:rPr/>
+      </w:pPr>
+      <w:r>
+        <w:rPr/>
+        <w:drawing xmlns:mc="http://schemas.openxmlformats.org/markup-compatibility/2006">
+          <wp:inline distT="0" distB="0" distL="0" distR="0">
+            <wp:extent cx="5076825" cy="2819400"/>
+            <wp:effectExtent l="0" t="0" r="0" b="0"/>
+            <wp:docPr id="14" name="Picture 14"/>
+            <wp:cNvGraphicFramePr>
+              <a:graphicFrameLocks xmlns:a="http://schemas.openxmlformats.org/drawingml/2006/main" noChangeAspect="1"/>
+            </wp:cNvGraphicFramePr>
+            <a:graphic xmlns:a="http://schemas.openxmlformats.org/drawingml/2006/main">
+              <a:graphicData uri="http://schemas.openxmlformats.org/drawingml/2006/picture">
+                <pic:pic xmlns:pic="http://schemas.openxmlformats.org/drawingml/2006/picture">
+                  <pic:nvPicPr>
+                    <pic:cNvPr id="13" name=""/>
+                    <pic:cNvPicPr>
+                      <a:picLocks noChangeAspect="1" noChangeArrowheads="1"/>
+                    </pic:cNvPicPr>
+                  </pic:nvPicPr>
+                  <pic:blipFill>
+                    <a:blip r:embed="rId37"/>
+                    <a:srcRect/>
+                    <a:stretch>
+                      <a:fillRect/>
+                    </a:stretch>
+                  </pic:blipFill>
+                  <pic:spPr>
+                    <a:xfrm>
+                      <a:off x="0" y="0"/>
+                      <a:ext cx="5076825" cy="2819400"/>
+                    </a:xfrm>
+                    <a:prstGeom prst="rect">
+                      <a:avLst/>
+                    </a:prstGeom>
+                  </pic:spPr>
+                </pic:pic>
+              </a:graphicData>
+            </a:graphic>
+          </wp:inline>
+        </w:drawing>
+      </w:r>
+    </w:p>
+    <w:p>
+      <w:pPr>
+        <w:spacing w:beforeAutospacing="0" w:after="160" w:afterAutospacing="0"/>
+        <w:jc w:val="both"/>
+        <w:rPr>
+          <w:b w:val="off"/>
+          <w:bCs w:val="off"/>
+          <w:i w:val="off"/>
+          <w:iCs w:val="off"/>
+        </w:rPr>
+      </w:pPr>
+    </w:p>
+    <w:p>
+      <w:pPr>
+        <w:spacing w:beforeAutospacing="0" w:after="160" w:afterAutospacing="0"/>
+        <w:jc w:val="both"/>
+        <w:rPr/>
+      </w:pPr>
+      <w:r>
+        <w:rPr>
+          <w:b w:val="off"/>
+          <w:bCs w:val="off"/>
+          <w:i w:val="off"/>
+          <w:iCs w:val="off"/>
+        </w:rPr>
+        <w:t>Il risultato e' pienamente coerente con la scansione Nmap: lo script Python individua correttamente tutte le porte aperte su Metasploitable, dimostrando che il tool funziona correttamente su un target reale. Tutte le porte identificate corrispondono a servizi effettivamente in ascolto sulla macchina.</w:t>
+      </w:r>
+    </w:p>
+    <w:p>
+      <w:pPr>
+        <w:pStyle w:val="Heading1"/>
+        <w:jc w:val="both"/>
+        <w:rPr/>
+      </w:pPr>
+      <w:r>
+        <w:t>9. Test dei verbi HTTP su phpMyAdmin</w:t>
+      </w:r>
+    </w:p>
+    <w:p>
+      <w:pPr>
+        <w:spacing w:beforeAutospacing="0" w:after="160" w:afterAutospacing="0"/>
+        <w:jc w:val="both"/>
+        <w:rPr/>
+      </w:pPr>
+      <w:r>
+        <w:rPr>
+          <w:b w:val="off"/>
+          <w:bCs w:val="off"/>
+          <w:i w:val="off"/>
+          <w:iCs w:val="off"/>
+        </w:rPr>
+        <w:t>Come richiesto dalla traccia (pagina 8), e' stato verificato quali verbi HTTP sono abilitati sul percorso /phpMyAdmin/ del Web Server Metasploitable. Il test e' stato eseguito in due fasi: prima accesso manuale dal browser per confermare la raggiungibilita' del servizio, poi esecuzione dello script Python per il controllo programmatico.</w:t>
+      </w:r>
+    </w:p>
+    <w:p>
+      <w:pPr>
+        <w:pStyle w:val="Heading2"/>
+        <w:jc w:val="both"/>
+        <w:rPr/>
+      </w:pPr>
+      <w:r>
+        <w:t>9.1 Accesso a phpMyAdmin dal browser</w:t>
+      </w:r>
+    </w:p>
+    <w:p>
+      <w:pPr>
+        <w:spacing w:beforeAutospacing="0" w:after="160" w:afterAutospacing="0"/>
+        <w:jc w:val="both"/>
+        <w:rPr>
+          <w:rFonts w:ascii="Consolas" w:cs="Consolas" w:eastAsia="Consolas" w:hAnsi="Consolas"/>
+          <w:sz w:val="20"/>
+          <w:szCs w:val="20"/>
+        </w:rPr>
+      </w:pPr>
+      <w:r>
+        <w:rPr>
+          <w:b w:val="off"/>
+          <w:bCs w:val="off"/>
+          <w:i w:val="off"/>
+          <w:iCs w:val="off"/>
+        </w:rPr>
+        <w:t xml:space="preserve">Dal browser di Kali e' stato aperto il percorso: </w:t>
+      </w:r>
+      <w:r>
+        <w:rPr>
+          <w:rStyle w:val="Hyperlink"/>
+          <w:rFonts w:ascii="Consolas" w:cs="Consolas" w:eastAsia="Consolas" w:hAnsi="Consolas"/>
+          <w:sz w:val="20"/>
+          <w:szCs w:val="20"/>
+        </w:rPr>
+        <w:fldChar w:fldCharType="begin"/>
+      </w:r>
+      <w:r>
+        <w:rPr>
+          <w:rStyle w:val="Hyperlink"/>
+          <w:rFonts w:ascii="Consolas" w:cs="Consolas" w:eastAsia="Consolas" w:hAnsi="Consolas"/>
+          <w:sz w:val="20"/>
+          <w:szCs w:val="20"/>
+        </w:rPr>
+        <w:instrText xml:space="preserve">HYPERLINK "http://192.168.50.101/phpMyAdmin/"</w:instrText>
+      </w:r>
+      <w:r>
+        <w:rPr>
+          <w:rStyle w:val="Hyperlink"/>
+          <w:rFonts w:ascii="Consolas" w:cs="Consolas" w:eastAsia="Consolas" w:hAnsi="Consolas"/>
+          <w:sz w:val="20"/>
+          <w:szCs w:val="20"/>
+        </w:rPr>
+        <w:fldChar w:fldCharType="separate"/>
+      </w:r>
+      <w:r>
+        <w:rPr>
+          <w:rStyle w:val="Hyperlink"/>
+          <w:rFonts w:ascii="Consolas" w:cs="Consolas" w:eastAsia="Consolas" w:hAnsi="Consolas"/>
+          <w:sz w:val="20"/>
+          <w:szCs w:val="20"/>
+        </w:rPr>
+        <w:t>http://192.168.50.101/phpMyAdmin/</w:t>
+      </w:r>
+      <w:r>
+        <w:rPr>
+          <w:rFonts w:ascii="Consolas" w:cs="Consolas" w:eastAsia="Consolas" w:hAnsi="Consolas"/>
+          <w:sz w:val="20"/>
+          <w:szCs w:val="20"/>
+        </w:rPr>
+        <w:fldChar w:fldCharType="end"/>
+      </w:r>
+    </w:p>
+    <w:p>
+      <w:pPr>
+        <w:spacing w:beforeAutospacing="0" w:after="160" w:afterAutospacing="0"/>
+        <w:jc w:val="both"/>
+        <w:rPr>
+          <w:b w:val="off"/>
+          <w:bCs w:val="off"/>
+          <w:i w:val="off"/>
+          <w:iCs w:val="off"/>
+        </w:rPr>
+      </w:pPr>
+      <w:r>
+        <w:rPr>
+          <w:rFonts w:ascii="Consolas" w:cs="Consolas" w:eastAsia="Consolas" w:hAnsi="Consolas"/>
+          <w:sz w:val="20"/>
+          <w:szCs w:val="20"/>
+        </w:rPr>
+        <w:drawing xmlns:mc="http://schemas.openxmlformats.org/markup-compatibility/2006">
+          <wp:inline>
+            <wp:extent cx="4839335" cy="2458085"/>
+            <wp:effectExtent l="0" t="0" r="0" b="0"/>
+            <wp:docPr id="15" name="Picture 15"/>
+            <wp:cNvGraphicFramePr>
+              <a:graphicFrameLocks xmlns:a="http://schemas.openxmlformats.org/drawingml/2006/main" noChangeAspect="1"/>
+            </wp:cNvGraphicFramePr>
+            <a:graphic xmlns:a="http://schemas.openxmlformats.org/drawingml/2006/main">
+              <a:graphicData uri="http://schemas.openxmlformats.org/drawingml/2006/picture">
+                <pic:pic xmlns:pic="http://schemas.openxmlformats.org/drawingml/2006/picture">
+                  <pic:nvPicPr>
+                    <pic:cNvPr id="21" name=""/>
+                    <pic:cNvPicPr>
+                      <a:picLocks noGrp="0" noSelect="0" noChangeAspect="1" noMove="0"/>
+                    </pic:cNvPicPr>
+                  </pic:nvPicPr>
+                  <pic:blipFill>
+                    <a:blip r:embed="rId38"/>
+                    <a:srcRect/>
+                    <a:stretch>
+                      <a:fillRect/>
+                    </a:stretch>
+                  </pic:blipFill>
+                  <pic:spPr>
+                    <a:xfrm>
+                      <a:off x="0" y="0"/>
+                      <a:ext cx="4839335" cy="2458085"/>
+                    </a:xfrm>
+                    <a:prstGeom prst="rect">
+                      <a:avLst/>
+                    </a:prstGeom>
+                  </pic:spPr>
+                </pic:pic>
+              </a:graphicData>
+            </a:graphic>
+          </wp:inline>
+        </w:drawing>
+      </w:r>
+    </w:p>
+    <w:p>
+      <w:pPr>
+        <w:spacing w:beforeAutospacing="0" w:after="160" w:afterAutospacing="0"/>
+        <w:jc w:val="both"/>
+        <w:rPr/>
+      </w:pPr>
+      <w:r>
+        <w:rPr>
+          <w:b w:val="off"/>
+          <w:bCs w:val="off"/>
+          <w:i w:val="off"/>
+          <w:iCs w:val="off"/>
+        </w:rPr>
+        <w:t>La pagina di login di phpMyAdmin si e' aperta correttamente, confermando che il servizio e' attivo sulla porta 80 di Metasploitable.</w:t>
+      </w:r>
+    </w:p>
+    <w:p>
+      <w:pPr>
+        <w:pStyle w:val="Heading2"/>
+        <w:jc w:val="both"/>
+        <w:rPr/>
+      </w:pPr>
+      <w:r>
+        <w:t>9.2 Script Python per la verifica dei verbi HTTP</w:t>
+      </w:r>
+    </w:p>
+    <w:p>
+      <w:pPr>
+        <w:spacing w:beforeAutospacing="0" w:after="160" w:afterAutospacing="0"/>
+        <w:jc w:val="both"/>
+        <w:rPr/>
+      </w:pPr>
+      <w:r>
+        <w:rPr>
+          <w:b w:val="off"/>
+          <w:bCs w:val="off"/>
+          <w:i w:val="off"/>
+          <w:iCs w:val="off"/>
+        </w:rPr>
+        <w:t>E' stato sviluppato uno script Python (test_verbi_http.py) che invia una richiesta OPTIONS al server sul percorso specificato. La richiesta OPTIONS e' il metodo standard HTTP per chiedere al server quali verbi sono abilitati su un determinato percorso: il server risponde normalmente con un header Allow contenente la lista dei metodi permessi.</w:t>
+      </w:r>
+    </w:p>
+    <w:p>
+      <w:pPr>
+        <w:spacing w:before="120" w:beforeAutospacing="0" w:after="80" w:afterAutospacing="0"/>
+        <w:jc w:val="both"/>
+        <w:rPr/>
+      </w:pPr>
+      <w:r>
+        <w:rPr/>
+        <w:drawing xmlns:mc="http://schemas.openxmlformats.org/markup-compatibility/2006">
+          <wp:inline distT="0" distB="0" distL="0" distR="0">
+            <wp:extent cx="5334000" cy="3105150"/>
+            <wp:effectExtent l="0" t="0" r="0" b="0"/>
+            <wp:docPr id="16" name="Picture 16"/>
+            <wp:cNvGraphicFramePr>
+              <a:graphicFrameLocks xmlns:a="http://schemas.openxmlformats.org/drawingml/2006/main" noChangeAspect="1"/>
+            </wp:cNvGraphicFramePr>
+            <a:graphic xmlns:a="http://schemas.openxmlformats.org/drawingml/2006/main">
+              <a:graphicData uri="http://schemas.openxmlformats.org/drawingml/2006/picture">
+                <pic:pic xmlns:pic="http://schemas.openxmlformats.org/drawingml/2006/picture">
+                  <pic:nvPicPr>
+                    <pic:cNvPr id="15" name=""/>
+                    <pic:cNvPicPr>
+                      <a:picLocks noChangeAspect="1" noChangeArrowheads="1"/>
+                    </pic:cNvPicPr>
+                  </pic:nvPicPr>
+                  <pic:blipFill>
+                    <a:blip r:embed="rId39"/>
                     <a:srcRect/>
                     <a:stretch>
                       <a:fillRect/>
@@ -1510,33 +2687,36 @@
     <w:p>
       <w:pPr>
         <w:spacing w:beforeAutospacing="0" w:after="160" w:afterAutospacing="0"/>
-        <w:rPr>
-          <w:b w:val="off"/>
-          <w:bCs w:val="off"/>
-          <w:i w:val="off"/>
-          <w:iCs w:val="off"/>
-        </w:rPr>
-      </w:pPr>
-    </w:p>
-    <w:p>
-      <w:pPr>
-        <w:spacing w:beforeAutospacing="0" w:after="160" w:afterAutospacing="0"/>
-        <w:rPr/>
-      </w:pPr>
-      <w:r>
-        <w:rPr>
-          <w:b w:val="off"/>
-          <w:bCs w:val="off"/>
-          <w:i w:val="off"/>
-          <w:iCs w:val="off"/>
-        </w:rPr>
-        <w:t>Il programma e' stato eseguito da terminale con il comando:</w:t>
+        <w:jc w:val="both"/>
+        <w:rPr>
+          <w:b w:val="off"/>
+          <w:bCs w:val="off"/>
+          <w:i w:val="off"/>
+          <w:iCs w:val="off"/>
+        </w:rPr>
+      </w:pPr>
+    </w:p>
+    <w:p>
+      <w:pPr>
+        <w:spacing w:beforeAutospacing="0" w:after="160" w:afterAutospacing="0"/>
+        <w:jc w:val="both"/>
+        <w:rPr/>
+      </w:pPr>
+      <w:r>
+        <w:rPr>
+          <w:b w:val="off"/>
+          <w:bCs w:val="off"/>
+          <w:i w:val="off"/>
+          <w:iCs w:val="off"/>
+        </w:rPr>
+        <w:t>Lo script e' stato eseguito da Kali con il seguente comando:</w:t>
       </w:r>
     </w:p>
     <w:p>
       <w:pPr>
         <w:shd w:val="clear" w:fill="f3f4f6"/>
         <w:spacing w:before="80" w:beforeAutospacing="0" w:after="160" w:afterAutospacing="0"/>
+        <w:jc w:val="both"/>
         <w:rPr/>
       </w:pPr>
       <w:r>
@@ -1545,22 +2725,27 @@
           <w:sz w:val="20"/>
           <w:szCs w:val="20"/>
         </w:rPr>
-        <w:t>python test_http.py</w:t>
+        <w:t>python3 test_verbi_http.py</w:t>
       </w:r>
     </w:p>
     <w:p>
       <w:pPr>
         <w:spacing w:before="120" w:beforeAutospacing="0" w:after="80" w:afterAutospacing="0"/>
-        <w:jc w:val="center"/>
-        <w:rPr/>
+        <w:jc w:val="both"/>
+        <w:rPr>
+          <w:b w:val="off"/>
+          <w:bCs w:val="off"/>
+          <w:i w:val="off"/>
+          <w:iCs w:val="off"/>
+        </w:rPr>
       </w:pPr>
       <w:r>
         <w:rPr/>
         <w:drawing xmlns:mc="http://schemas.openxmlformats.org/markup-compatibility/2006">
           <wp:inline distT="0" distB="0" distL="0" distR="0">
-            <wp:extent cx="4139565" cy="2519680"/>
+            <wp:extent cx="4829175" cy="2600325"/>
             <wp:effectExtent l="0" t="0" r="0" b="0"/>
-            <wp:docPr id="8" name="Picture 8"/>
+            <wp:docPr id="17" name="Picture 17"/>
             <wp:cNvGraphicFramePr>
               <a:graphicFrameLocks xmlns:a="http://schemas.openxmlformats.org/drawingml/2006/main" noChangeAspect="1"/>
             </wp:cNvGraphicFramePr>
@@ -1568,13 +2753,13 @@
               <a:graphicData uri="http://schemas.openxmlformats.org/drawingml/2006/picture">
                 <pic:pic xmlns:pic="http://schemas.openxmlformats.org/drawingml/2006/picture">
                   <pic:nvPicPr>
-                    <pic:cNvPr id="7" name=""/>
+                    <pic:cNvPr id="16" name=""/>
                     <pic:cNvPicPr>
                       <a:picLocks noChangeAspect="1" noChangeArrowheads="1"/>
                     </pic:cNvPicPr>
                   </pic:nvPicPr>
                   <pic:blipFill>
-                    <a:blip r:embed="rId24"/>
+                    <a:blip r:embed="rId40"/>
                     <a:srcRect/>
                     <a:stretch>
                       <a:fillRect/>
@@ -1583,7 +2768,7 @@
                   <pic:spPr>
                     <a:xfrm>
                       <a:off x="0" y="0"/>
-                      <a:ext cx="4139565" cy="2519680"/>
+                      <a:ext cx="4829175" cy="2600325"/>
                     </a:xfrm>
                     <a:prstGeom prst="rect">
                       <a:avLst/>
@@ -1598,287 +2783,50 @@
     </w:p>
     <w:p>
       <w:pPr>
-        <w:spacing w:beforeAutospacing="0" w:after="240" w:afterAutospacing="0"/>
-        <w:jc w:val="center"/>
-        <w:rPr/>
-      </w:pPr>
-    </w:p>
-    <w:p>
-      <w:pPr>
-        <w:spacing w:beforeAutospacing="0" w:after="160" w:afterAutospacing="0"/>
-        <w:rPr/>
-      </w:pPr>
-      <w:r>
-        <w:rPr>
-          <w:b w:val="off"/>
-          <w:bCs w:val="off"/>
-          <w:i w:val="off"/>
-          <w:iCs w:val="off"/>
-        </w:rPr>
-        <w:t>Per tutti e quattro i verbi il risultato e' “il Web Server non e' raggiungibile”. Questo non e' un errore del programma, ma una conseguenza dell'ambiente di test scelto: il Web Server vive all'interno della rete simulata di Cisco Packet Tracer, mentre lo script Python viene eseguito sul sistema operativo reale del computer. I due ambienti non condividono lo stesso stack di rete, quindi il PC reale non puo' raggiungere direttamente l'indirizzo IP 172.16.10.10 definito dentro la simulazione.</w:t>
-      </w:r>
-    </w:p>
-    <w:p>
-      <w:pPr>
-        <w:spacing w:beforeAutospacing="0" w:after="160" w:afterAutospacing="0"/>
-        <w:rPr/>
-      </w:pPr>
-      <w:r>
-        <w:rPr>
-          <w:b w:val="off"/>
-          <w:bCs w:val="off"/>
-          <w:i w:val="off"/>
-          <w:iCs w:val="off"/>
-        </w:rPr>
-        <w:t>Lo script e' comunque corretto e completo: implementa la logica richiesta dalla traccia (invio di richieste con verbi diversi e lettura del codice di risposta) e gestisce correttamente l'eccezione di connessione quando l'host non e' raggiungibile. In un ambiente realmente connesso – ad esempio una macchina Kali Linux collegata via rete interna/host-only a una VM Metasploitable, come previsto dalla traccia ufficiale del progetto – lo stesso identico script restituirebbe i codici di risposta reali del web server (es. 200 per GET, 405 per i verbi non abilitati), permettendo di compilare la tabella dei risultati con dati concreti.</w:t>
+        <w:spacing w:before="120" w:beforeAutospacing="0" w:after="80" w:afterAutospacing="0"/>
+        <w:jc w:val="both"/>
+        <w:rPr/>
+      </w:pPr>
+      <w:r>
+        <w:rPr>
+          <w:b w:val="off"/>
+          <w:bCs w:val="off"/>
+          <w:i w:val="off"/>
+          <w:iCs w:val="off"/>
+        </w:rPr>
+        <w:t>Il server ha risposto con codice 200 OK, confermando che il percorso /phpMyAdmin/ e' raggiungibile e il server risponde correttamente. Tuttavia il server non ha restituito l'header Allow con la lista dei metodi permessi: questo e' un comportamento comune di Apache, che in molte configurazioni non espone esplicitamente i metodi disponibili tramite OPTIONS per ragioni di sicurezza.</w:t>
+      </w:r>
+    </w:p>
+    <w:p>
+      <w:pPr>
+        <w:spacing w:beforeAutospacing="0" w:after="160" w:afterAutospacing="0"/>
+        <w:jc w:val="both"/>
+        <w:rPr/>
+      </w:pPr>
+      <w:r>
+        <w:rPr>
+          <w:b w:val="off"/>
+          <w:bCs w:val="off"/>
+          <w:i w:val="off"/>
+          <w:iCs w:val="off"/>
+        </w:rPr>
+        <w:t>Dal punto di vista della sicurezza, l'assenza dell'header Allow non significa che il server non accetti altri verbi: significa solo che non li dichiara esplicitamente. Per una verifica piu' completa in un contesto reale si testerebbe ciascun verbo singolarmente (GET, POST, PUT, DELETE, TRACE) e si analizzerebbe la risposta per ciascuno, come implementato nel tool http_verb_checker.py prodotto in precedenza.</w:t>
       </w:r>
     </w:p>
     <w:p>
       <w:pPr>
         <w:pStyle w:val="Heading1"/>
-        <w:rPr/>
-      </w:pPr>
-      <w:r>
-        <w:t>8. Scansione delle porte con Python</w:t>
-      </w:r>
-    </w:p>
-    <w:p>
-      <w:pPr>
-        <w:spacing w:beforeAutospacing="0" w:after="160" w:afterAutospacing="0"/>
-        <w:rPr/>
-      </w:pPr>
-      <w:r>
-        <w:rPr>
-          <w:b w:val="off"/>
-          <w:bCs w:val="off"/>
-          <w:i w:val="off"/>
-          <w:iCs w:val="off"/>
-        </w:rPr>
-        <w:t>E' stato sviluppato un secondo programma Python per eseguire la scansione delle porte del Web Server nella DMZ, allo scopo di individuare quali porte risultano aperte e quali chiuse o non raggiungibili. Questo controllo permette di capire quali servizi sono potenzialmente accessibili su un dato dispositivo di rete.</w:t>
-      </w:r>
-    </w:p>
-    <w:p>
-      <w:pPr>
-        <w:spacing w:beforeAutospacing="0" w:after="160" w:afterAutospacing="0"/>
-        <w:rPr/>
-      </w:pPr>
-      <w:r>
-        <w:rPr>
-          <w:b w:val="off"/>
-          <w:bCs w:val="off"/>
-          <w:i w:val="off"/>
-          <w:iCs w:val="off"/>
-        </w:rPr>
-        <w:t>Il programma, salvato nel file scansione_porte.py, utilizza la libreria standard socket (senza ricorrere a tool di scansione preconfezionati) e controlla le porte 21, 22, 23, 25, 53, 80, 443 e 8080, corrispondenti ai servizi piu' comuni (FTP, SSH, Telnet, SMTP, DNS, HTTP, HTTPS, proxy/HTTP alternativo):</w:t>
-      </w:r>
-    </w:p>
-    <w:p>
-      <w:pPr>
-        <w:spacing w:before="120" w:beforeAutospacing="0" w:after="80" w:afterAutospacing="0"/>
-        <w:jc w:val="center"/>
-        <w:rPr/>
-      </w:pPr>
-      <w:r>
-        <w:rPr/>
-        <w:drawing xmlns:mc="http://schemas.openxmlformats.org/markup-compatibility/2006">
-          <wp:inline distT="0" distB="0" distL="0" distR="0">
-            <wp:extent cx="3063875" cy="3285490"/>
-            <wp:effectExtent l="0" t="0" r="0" b="0"/>
-            <wp:docPr id="9" name="Picture 9"/>
-            <wp:cNvGraphicFramePr>
-              <a:graphicFrameLocks xmlns:a="http://schemas.openxmlformats.org/drawingml/2006/main" noChangeAspect="1"/>
-            </wp:cNvGraphicFramePr>
-            <a:graphic xmlns:a="http://schemas.openxmlformats.org/drawingml/2006/main">
-              <a:graphicData uri="http://schemas.openxmlformats.org/drawingml/2006/picture">
-                <pic:pic xmlns:pic="http://schemas.openxmlformats.org/drawingml/2006/picture">
-                  <pic:nvPicPr>
-                    <pic:cNvPr id="8" name=""/>
-                    <pic:cNvPicPr>
-                      <a:picLocks noChangeAspect="1" noChangeArrowheads="1"/>
-                    </pic:cNvPicPr>
-                  </pic:nvPicPr>
-                  <pic:blipFill>
-                    <a:blip r:embed="rId25"/>
-                    <a:srcRect/>
-                    <a:stretch>
-                      <a:fillRect/>
-                    </a:stretch>
-                  </pic:blipFill>
-                  <pic:spPr>
-                    <a:xfrm>
-                      <a:off x="0" y="0"/>
-                      <a:ext cx="3063875" cy="3285490"/>
-                    </a:xfrm>
-                    <a:prstGeom prst="rect">
-                      <a:avLst/>
-                    </a:prstGeom>
-                  </pic:spPr>
-                </pic:pic>
-              </a:graphicData>
-            </a:graphic>
-          </wp:inline>
-        </w:drawing>
-      </w:r>
-    </w:p>
-    <w:p>
-      <w:pPr>
-        <w:spacing w:beforeAutospacing="0" w:after="160" w:afterAutospacing="0"/>
-        <w:rPr>
-          <w:b w:val="off"/>
-          <w:bCs w:val="off"/>
-          <w:i w:val="off"/>
-          <w:iCs w:val="off"/>
-        </w:rPr>
-      </w:pPr>
-    </w:p>
-    <w:p>
-      <w:pPr>
-        <w:spacing w:beforeAutospacing="0" w:after="160" w:afterAutospacing="0"/>
-        <w:rPr>
-          <w:b w:val="off"/>
-          <w:bCs w:val="off"/>
-          <w:i w:val="off"/>
-          <w:iCs w:val="off"/>
-        </w:rPr>
-      </w:pPr>
-    </w:p>
-    <w:p>
-      <w:pPr>
-        <w:spacing w:beforeAutospacing="0" w:after="160" w:afterAutospacing="0"/>
-        <w:rPr/>
-      </w:pPr>
-      <w:r>
-        <w:rPr>
-          <w:b w:val="off"/>
-          <w:bCs w:val="off"/>
-          <w:i w:val="off"/>
-          <w:iCs w:val="off"/>
-        </w:rPr>
-        <w:t>Il programma e' stato eseguito da terminale con il comando:</w:t>
-      </w:r>
-    </w:p>
-    <w:p>
-      <w:pPr>
-        <w:shd w:val="clear" w:fill="f3f4f6"/>
-        <w:spacing w:before="80" w:beforeAutospacing="0" w:after="160" w:afterAutospacing="0"/>
-        <w:rPr/>
-      </w:pPr>
-      <w:r>
-        <w:rPr>
-          <w:rFonts w:ascii="Consolas" w:cs="Consolas" w:eastAsia="Consolas" w:hAnsi="Consolas"/>
-          <w:sz w:val="20"/>
-          <w:szCs w:val="20"/>
-        </w:rPr>
-        <w:t>python scansione_porte.py</w:t>
-      </w:r>
-    </w:p>
-    <w:p>
-      <w:pPr>
-        <w:spacing w:before="120" w:beforeAutospacing="0" w:after="80" w:afterAutospacing="0"/>
-        <w:jc w:val="center"/>
-        <w:rPr/>
-      </w:pPr>
-      <w:r>
-        <w:rPr/>
-        <w:drawing xmlns:mc="http://schemas.openxmlformats.org/markup-compatibility/2006">
-          <wp:inline distT="0" distB="0" distL="0" distR="0">
-            <wp:extent cx="4067175" cy="2933700"/>
-            <wp:effectExtent l="0" t="0" r="0" b="0"/>
-            <wp:docPr id="10" name="Picture 10"/>
-            <wp:cNvGraphicFramePr>
-              <a:graphicFrameLocks xmlns:a="http://schemas.openxmlformats.org/drawingml/2006/main" noChangeAspect="1"/>
-            </wp:cNvGraphicFramePr>
-            <a:graphic xmlns:a="http://schemas.openxmlformats.org/drawingml/2006/main">
-              <a:graphicData uri="http://schemas.openxmlformats.org/drawingml/2006/picture">
-                <pic:pic xmlns:pic="http://schemas.openxmlformats.org/drawingml/2006/picture">
-                  <pic:nvPicPr>
-                    <pic:cNvPr id="9" name=""/>
-                    <pic:cNvPicPr>
-                      <a:picLocks noChangeAspect="1" noChangeArrowheads="1"/>
-                    </pic:cNvPicPr>
-                  </pic:nvPicPr>
-                  <pic:blipFill>
-                    <a:blip r:embed="rId26"/>
-                    <a:srcRect/>
-                    <a:stretch>
-                      <a:fillRect/>
-                    </a:stretch>
-                  </pic:blipFill>
-                  <pic:spPr>
-                    <a:xfrm>
-                      <a:off x="0" y="0"/>
-                      <a:ext cx="4067175" cy="2933700"/>
-                    </a:xfrm>
-                    <a:prstGeom prst="rect">
-                      <a:avLst/>
-                    </a:prstGeom>
-                  </pic:spPr>
-                </pic:pic>
-              </a:graphicData>
-            </a:graphic>
-          </wp:inline>
-        </w:drawing>
-      </w:r>
-    </w:p>
-    <w:p>
-      <w:pPr>
-        <w:spacing w:beforeAutospacing="0" w:after="160" w:afterAutospacing="0"/>
-        <w:rPr>
-          <w:b w:val="off"/>
-          <w:bCs w:val="off"/>
-          <w:i w:val="off"/>
-          <w:iCs w:val="off"/>
-        </w:rPr>
-      </w:pPr>
-    </w:p>
-    <w:p>
-      <w:pPr>
-        <w:spacing w:beforeAutospacing="0" w:after="160" w:afterAutospacing="0"/>
-        <w:rPr/>
-      </w:pPr>
-      <w:r>
-        <w:rPr>
-          <w:b w:val="off"/>
-          <w:bCs w:val="off"/>
-          <w:i w:val="off"/>
-          <w:iCs w:val="off"/>
-        </w:rPr>
-        <w:t>Anche in questo caso tutte le porte risultano chiuse o non raggiungibili, per lo stesso motivo spiegato nella sezione precedente: il Web Server si trova all'interno di Cisco Packet Tracer e non e' accessibile direttamente dal computer reale che esegue lo script Python.</w:t>
-      </w:r>
-    </w:p>
-    <w:p>
-      <w:pPr>
-        <w:spacing w:beforeAutospacing="0" w:after="160" w:afterAutospacing="0"/>
-        <w:rPr/>
-      </w:pPr>
-      <w:r>
-        <w:rPr>
-          <w:b w:val="off"/>
-          <w:bCs w:val="off"/>
-          <w:i w:val="off"/>
-          <w:iCs w:val="off"/>
-        </w:rPr>
-        <w:t>Il test e' comunque valido dal punto di vista implementativo: il programma esegue correttamente la connessione socket verso ciascuna porta, applica un timeout per evitare attese eccessive e classifica ogni porta in base all'esito della connessione (connect_ex restituisce 0 se la porta e' aperta). Su un target realmente raggiungibile in rete (come previsto dalla traccia con Kali Linux verso Metasploitable), lo stesso script individuerebbe correttamente la porta 80 aperta, oltre alle altre porte effettivamente in ascolto sulla macchina target.</w:t>
-      </w:r>
-    </w:p>
-    <w:p>
-      <w:pPr>
-        <w:pStyle w:val="Heading1"/>
-        <w:rPr/>
-      </w:pPr>
-    </w:p>
-    <w:p>
-      <w:pPr>
-        <w:pStyle w:val="Heading1"/>
-        <w:rPr/>
-      </w:pPr>
-      <w:r>
-        <w:t>9. Approfondimento bonus: subnetting e segmentazione VLAN</w:t>
-      </w:r>
-    </w:p>
-    <w:p>
-      <w:pPr>
-        <w:spacing w:beforeAutospacing="0" w:after="160" w:afterAutospacing="0"/>
+        <w:jc w:val="both"/>
+        <w:rPr/>
+      </w:pPr>
+      <w:r>
+        <w:t>10. Approfondimento bonus: subnetting e segmentazione VLAN</w:t>
+      </w:r>
+    </w:p>
+    <w:p>
+      <w:pPr>
+        <w:spacing w:beforeAutospacing="0" w:after="160" w:afterAutospacing="0"/>
+        <w:jc w:val="both"/>
         <w:rPr/>
       </w:pPr>
       <w:r>
@@ -1894,15 +2842,17 @@
     <w:p>
       <w:pPr>
         <w:pStyle w:val="Heading2"/>
-        <w:rPr/>
-      </w:pPr>
-      <w:r>
-        <w:t>9.1 Schema di subnetting proposto</w:t>
-      </w:r>
-    </w:p>
-    <w:p>
-      <w:pPr>
-        <w:spacing w:beforeAutospacing="0" w:after="160" w:afterAutospacing="0"/>
+        <w:jc w:val="both"/>
+        <w:rPr/>
+      </w:pPr>
+      <w:r>
+        <w:t>10.1 Schema di subnetting proposto</w:t>
+      </w:r>
+    </w:p>
+    <w:p>
+      <w:pPr>
+        <w:spacing w:beforeAutospacing="0" w:after="160" w:afterAutospacing="0"/>
+        <w:jc w:val="both"/>
         <w:rPr/>
       </w:pPr>
       <w:r>
@@ -1954,6 +2904,10 @@
             </w:tcMar>
           </w:tcPr>
           <w:p>
+            <w:pPr>
+              <w:jc w:val="both"/>
+              <w:rPr/>
+            </w:pPr>
             <w:r>
               <w:rPr>
                 <w:b/>
@@ -1985,6 +2939,10 @@
             </w:tcMar>
           </w:tcPr>
           <w:p>
+            <w:pPr>
+              <w:jc w:val="both"/>
+              <w:rPr/>
+            </w:pPr>
             <w:r>
               <w:rPr>
                 <w:b/>
@@ -2016,6 +2974,10 @@
             </w:tcMar>
           </w:tcPr>
           <w:p>
+            <w:pPr>
+              <w:jc w:val="both"/>
+              <w:rPr/>
+            </w:pPr>
             <w:r>
               <w:rPr>
                 <w:b/>
@@ -2047,6 +3009,10 @@
             </w:tcMar>
           </w:tcPr>
           <w:p>
+            <w:pPr>
+              <w:jc w:val="both"/>
+              <w:rPr/>
+            </w:pPr>
             <w:r>
               <w:rPr>
                 <w:b/>
@@ -2080,6 +3046,10 @@
             </w:tcMar>
           </w:tcPr>
           <w:p>
+            <w:pPr>
+              <w:jc w:val="both"/>
+              <w:rPr/>
+            </w:pPr>
             <w:r>
               <w:rPr>
                 <w:b w:val="off"/>
@@ -2109,6 +3079,10 @@
             </w:tcMar>
           </w:tcPr>
           <w:p>
+            <w:pPr>
+              <w:jc w:val="both"/>
+              <w:rPr/>
+            </w:pPr>
             <w:r>
               <w:rPr>
                 <w:rFonts w:ascii="Consolas" w:cs="Consolas" w:eastAsia="Consolas" w:hAnsi="Consolas"/>
@@ -2139,6 +3113,10 @@
             </w:tcMar>
           </w:tcPr>
           <w:p>
+            <w:pPr>
+              <w:jc w:val="both"/>
+              <w:rPr/>
+            </w:pPr>
             <w:r>
               <w:rPr>
                 <w:rFonts w:ascii="Consolas" w:cs="Consolas" w:eastAsia="Consolas" w:hAnsi="Consolas"/>
@@ -2169,6 +3147,10 @@
             </w:tcMar>
           </w:tcPr>
           <w:p>
+            <w:pPr>
+              <w:jc w:val="both"/>
+              <w:rPr/>
+            </w:pPr>
             <w:r>
               <w:rPr>
                 <w:b w:val="off"/>
@@ -2201,6 +3183,10 @@
             </w:tcMar>
           </w:tcPr>
           <w:p>
+            <w:pPr>
+              <w:jc w:val="both"/>
+              <w:rPr/>
+            </w:pPr>
             <w:r>
               <w:rPr>
                 <w:b w:val="off"/>
@@ -2230,6 +3216,10 @@
             </w:tcMar>
           </w:tcPr>
           <w:p>
+            <w:pPr>
+              <w:jc w:val="both"/>
+              <w:rPr/>
+            </w:pPr>
             <w:r>
               <w:rPr>
                 <w:rFonts w:ascii="Consolas" w:cs="Consolas" w:eastAsia="Consolas" w:hAnsi="Consolas"/>
@@ -2260,6 +3250,10 @@
             </w:tcMar>
           </w:tcPr>
           <w:p>
+            <w:pPr>
+              <w:jc w:val="both"/>
+              <w:rPr/>
+            </w:pPr>
             <w:r>
               <w:rPr>
                 <w:rFonts w:ascii="Consolas" w:cs="Consolas" w:eastAsia="Consolas" w:hAnsi="Consolas"/>
@@ -2290,6 +3284,10 @@
             </w:tcMar>
           </w:tcPr>
           <w:p>
+            <w:pPr>
+              <w:jc w:val="both"/>
+              <w:rPr/>
+            </w:pPr>
             <w:r>
               <w:rPr>
                 <w:b w:val="off"/>
@@ -2322,6 +3320,10 @@
             </w:tcMar>
           </w:tcPr>
           <w:p>
+            <w:pPr>
+              <w:jc w:val="both"/>
+              <w:rPr/>
+            </w:pPr>
             <w:r>
               <w:rPr>
                 <w:b w:val="off"/>
@@ -2351,6 +3353,10 @@
             </w:tcMar>
           </w:tcPr>
           <w:p>
+            <w:pPr>
+              <w:jc w:val="both"/>
+              <w:rPr/>
+            </w:pPr>
             <w:r>
               <w:rPr>
                 <w:rFonts w:ascii="Consolas" w:cs="Consolas" w:eastAsia="Consolas" w:hAnsi="Consolas"/>
@@ -2381,6 +3387,10 @@
             </w:tcMar>
           </w:tcPr>
           <w:p>
+            <w:pPr>
+              <w:jc w:val="both"/>
+              <w:rPr/>
+            </w:pPr>
             <w:r>
               <w:rPr>
                 <w:rFonts w:ascii="Consolas" w:cs="Consolas" w:eastAsia="Consolas" w:hAnsi="Consolas"/>
@@ -2410,7 +3420,12 @@
               <w:right w:w="120" w:type="dxa"/>
             </w:tcMar>
           </w:tcPr>
-          <w:p/>
+          <w:p>
+            <w:pPr>
+              <w:jc w:val="both"/>
+              <w:rPr/>
+            </w:pPr>
+          </w:p>
         </w:tc>
       </w:tr>
       <w:tr>
@@ -2433,6 +3448,10 @@
             </w:tcMar>
           </w:tcPr>
           <w:p>
+            <w:pPr>
+              <w:jc w:val="both"/>
+              <w:rPr/>
+            </w:pPr>
             <w:r>
               <w:rPr>
                 <w:b w:val="off"/>
@@ -2462,6 +3481,10 @@
             </w:tcMar>
           </w:tcPr>
           <w:p>
+            <w:pPr>
+              <w:jc w:val="both"/>
+              <w:rPr/>
+            </w:pPr>
             <w:r>
               <w:rPr>
                 <w:rFonts w:ascii="Consolas" w:cs="Consolas" w:eastAsia="Consolas" w:hAnsi="Consolas"/>
@@ -2492,6 +3515,10 @@
             </w:tcMar>
           </w:tcPr>
           <w:p>
+            <w:pPr>
+              <w:jc w:val="both"/>
+              <w:rPr/>
+            </w:pPr>
             <w:r>
               <w:rPr>
                 <w:rFonts w:ascii="Consolas" w:cs="Consolas" w:eastAsia="Consolas" w:hAnsi="Consolas"/>
@@ -2521,7 +3548,12 @@
               <w:right w:w="120" w:type="dxa"/>
             </w:tcMar>
           </w:tcPr>
-          <w:p/>
+          <w:p>
+            <w:pPr>
+              <w:jc w:val="both"/>
+              <w:rPr/>
+            </w:pPr>
+          </w:p>
         </w:tc>
       </w:tr>
       <w:tr>
@@ -2544,6 +3576,10 @@
             </w:tcMar>
           </w:tcPr>
           <w:p>
+            <w:pPr>
+              <w:jc w:val="both"/>
+              <w:rPr/>
+            </w:pPr>
             <w:r>
               <w:rPr>
                 <w:b w:val="off"/>
@@ -2573,6 +3609,10 @@
             </w:tcMar>
           </w:tcPr>
           <w:p>
+            <w:pPr>
+              <w:jc w:val="both"/>
+              <w:rPr/>
+            </w:pPr>
             <w:r>
               <w:rPr>
                 <w:rFonts w:ascii="Consolas" w:cs="Consolas" w:eastAsia="Consolas" w:hAnsi="Consolas"/>
@@ -2603,6 +3643,10 @@
             </w:tcMar>
           </w:tcPr>
           <w:p>
+            <w:pPr>
+              <w:jc w:val="both"/>
+              <w:rPr/>
+            </w:pPr>
             <w:r>
               <w:rPr>
                 <w:rFonts w:ascii="Consolas" w:cs="Consolas" w:eastAsia="Consolas" w:hAnsi="Consolas"/>
@@ -2632,7 +3676,12 @@
               <w:right w:w="120" w:type="dxa"/>
             </w:tcMar>
           </w:tcPr>
-          <w:p/>
+          <w:p>
+            <w:pPr>
+              <w:jc w:val="both"/>
+              <w:rPr/>
+            </w:pPr>
+          </w:p>
         </w:tc>
       </w:tr>
       <w:tr>
@@ -2655,6 +3704,10 @@
             </w:tcMar>
           </w:tcPr>
           <w:p>
+            <w:pPr>
+              <w:jc w:val="both"/>
+              <w:rPr/>
+            </w:pPr>
             <w:r>
               <w:rPr>
                 <w:b w:val="off"/>
@@ -2684,6 +3737,10 @@
             </w:tcMar>
           </w:tcPr>
           <w:p>
+            <w:pPr>
+              <w:jc w:val="both"/>
+              <w:rPr/>
+            </w:pPr>
             <w:r>
               <w:rPr>
                 <w:rFonts w:ascii="Consolas" w:cs="Consolas" w:eastAsia="Consolas" w:hAnsi="Consolas"/>
@@ -2714,6 +3771,10 @@
             </w:tcMar>
           </w:tcPr>
           <w:p>
+            <w:pPr>
+              <w:jc w:val="both"/>
+              <w:rPr/>
+            </w:pPr>
             <w:r>
               <w:rPr>
                 <w:rFonts w:ascii="Consolas" w:cs="Consolas" w:eastAsia="Consolas" w:hAnsi="Consolas"/>
@@ -2743,7 +3804,12 @@
               <w:right w:w="120" w:type="dxa"/>
             </w:tcMar>
           </w:tcPr>
-          <w:p/>
+          <w:p>
+            <w:pPr>
+              <w:jc w:val="both"/>
+              <w:rPr/>
+            </w:pPr>
+          </w:p>
         </w:tc>
       </w:tr>
       <w:tr>
@@ -2766,6 +3832,10 @@
             </w:tcMar>
           </w:tcPr>
           <w:p>
+            <w:pPr>
+              <w:jc w:val="both"/>
+              <w:rPr/>
+            </w:pPr>
             <w:r>
               <w:rPr>
                 <w:b w:val="off"/>
@@ -2795,6 +3865,10 @@
             </w:tcMar>
           </w:tcPr>
           <w:p>
+            <w:pPr>
+              <w:jc w:val="both"/>
+              <w:rPr/>
+            </w:pPr>
             <w:r>
               <w:rPr>
                 <w:rFonts w:ascii="Consolas" w:cs="Consolas" w:eastAsia="Consolas" w:hAnsi="Consolas"/>
@@ -2825,6 +3899,10 @@
             </w:tcMar>
           </w:tcPr>
           <w:p>
+            <w:pPr>
+              <w:jc w:val="both"/>
+              <w:rPr/>
+            </w:pPr>
             <w:r>
               <w:rPr>
                 <w:rFonts w:ascii="Consolas" w:cs="Consolas" w:eastAsia="Consolas" w:hAnsi="Consolas"/>
@@ -2854,7 +3932,12 @@
               <w:right w:w="120" w:type="dxa"/>
             </w:tcMar>
           </w:tcPr>
-          <w:p/>
+          <w:p>
+            <w:pPr>
+              <w:jc w:val="both"/>
+              <w:rPr/>
+            </w:pPr>
+          </w:p>
         </w:tc>
       </w:tr>
       <w:tr>
@@ -2877,6 +3960,10 @@
             </w:tcMar>
           </w:tcPr>
           <w:p>
+            <w:pPr>
+              <w:jc w:val="both"/>
+              <w:rPr/>
+            </w:pPr>
             <w:r>
               <w:rPr>
                 <w:b w:val="off"/>
@@ -2906,6 +3993,10 @@
             </w:tcMar>
           </w:tcPr>
           <w:p>
+            <w:pPr>
+              <w:jc w:val="both"/>
+              <w:rPr/>
+            </w:pPr>
             <w:r>
               <w:rPr>
                 <w:rFonts w:ascii="Consolas" w:cs="Consolas" w:eastAsia="Consolas" w:hAnsi="Consolas"/>
@@ -2936,6 +4027,10 @@
             </w:tcMar>
           </w:tcPr>
           <w:p>
+            <w:pPr>
+              <w:jc w:val="both"/>
+              <w:rPr/>
+            </w:pPr>
             <w:r>
               <w:rPr>
                 <w:rFonts w:ascii="Consolas" w:cs="Consolas" w:eastAsia="Consolas" w:hAnsi="Consolas"/>
@@ -2966,6 +4061,10 @@
             </w:tcMar>
           </w:tcPr>
           <w:p>
+            <w:pPr>
+              <w:jc w:val="both"/>
+              <w:rPr/>
+            </w:pPr>
             <w:r>
               <w:rPr>
                 <w:b w:val="off"/>
@@ -2982,12 +4081,14 @@
     <w:p>
       <w:pPr>
         <w:spacing w:before="200" w:beforeAutospacing="0" w:after="160" w:afterAutospacing="0"/>
-        <w:rPr/>
-      </w:pPr>
-    </w:p>
-    <w:p>
-      <w:pPr>
-        <w:spacing w:beforeAutospacing="0" w:after="160" w:afterAutospacing="0"/>
+        <w:jc w:val="both"/>
+        <w:rPr/>
+      </w:pPr>
+    </w:p>
+    <w:p>
+      <w:pPr>
+        <w:spacing w:beforeAutospacing="0" w:after="160" w:afterAutospacing="0"/>
+        <w:jc w:val="both"/>
         <w:rPr/>
       </w:pPr>
       <w:r>
@@ -3003,10 +4104,11 @@
     <w:p>
       <w:pPr>
         <w:pStyle w:val="Heading2"/>
-        <w:rPr/>
-      </w:pPr>
-      <w:r>
-        <w:t>9.2 Motivazioni della segmentazione VLAN</w:t>
+        <w:jc w:val="both"/>
+        <w:rPr/>
+      </w:pPr>
+      <w:r>
+        <w:t>10.2 Motivazioni della segmentazione VLAN</w:t>
       </w:r>
     </w:p>
     <w:p>
@@ -3017,6 +4119,7 @@
           <w:numId w:val="2"/>
         </w:numPr>
         <w:spacing w:beforeAutospacing="0" w:after="60" w:afterAutospacing="0"/>
+        <w:jc w:val="both"/>
         <w:rPr/>
       </w:pPr>
       <w:r>
@@ -3031,6 +4134,7 @@
           <w:numId w:val="2"/>
         </w:numPr>
         <w:spacing w:beforeAutospacing="0" w:after="60" w:afterAutospacing="0"/>
+        <w:jc w:val="both"/>
         <w:rPr/>
       </w:pPr>
       <w:r>
@@ -3045,6 +4149,7 @@
           <w:numId w:val="2"/>
         </w:numPr>
         <w:spacing w:beforeAutospacing="0" w:after="60" w:afterAutospacing="0"/>
+        <w:jc w:val="both"/>
         <w:rPr/>
       </w:pPr>
       <w:r>
@@ -3054,15 +4159,17 @@
     <w:p>
       <w:pPr>
         <w:pStyle w:val="Heading2"/>
-        <w:rPr/>
-      </w:pPr>
-      <w:r>
-        <w:t>9.3 Posizionamento dei 3 IDS/IPS in questo scenario</w:t>
-      </w:r>
-    </w:p>
-    <w:p>
-      <w:pPr>
-        <w:spacing w:beforeAutospacing="0" w:after="160" w:afterAutospacing="0"/>
+        <w:jc w:val="both"/>
+        <w:rPr/>
+      </w:pPr>
+      <w:r>
+        <w:t>10.3 Posizionamento dei 3 IDS/IPS in questo scenario</w:t>
+      </w:r>
+    </w:p>
+    <w:p>
+      <w:pPr>
+        <w:spacing w:beforeAutospacing="0" w:after="160" w:afterAutospacing="0"/>
+        <w:jc w:val="both"/>
         <w:rPr/>
       </w:pPr>
       <w:r>
@@ -3083,6 +4190,7 @@
           <w:numId w:val="2"/>
         </w:numPr>
         <w:spacing w:beforeAutospacing="0" w:after="60" w:afterAutospacing="0"/>
+        <w:jc w:val="both"/>
         <w:rPr/>
       </w:pPr>
       <w:r>
@@ -3097,19 +4205,11 @@
           <w:numId w:val="2"/>
         </w:numPr>
         <w:spacing w:beforeAutospacing="0" w:after="60" w:afterAutospacing="0"/>
-        <w:rPr/>
-      </w:pPr>
-      <w:r>
-        <w:t>IDS/IPS in-line tra router centrale e switch principale: protegge il traffico interno da minacce che hanno gi</w:t>
-      </w:r>
-      <w:r>
-        <w:rPr>
-          <w:lang w:val="it-IT"/>
-        </w:rPr>
-        <w:t xml:space="preserve">à </w:t>
-      </w:r>
-      <w:r>
-        <w:t>superato il primo perimetro.</w:t>
+        <w:jc w:val="both"/>
+        <w:rPr/>
+      </w:pPr>
+      <w:r>
+        <w:t>IDS/IPS in-line tra router centrale e switch principale: protegge il traffico interno da minacce che hanno gia' superato il primo perimetro.</w:t>
       </w:r>
     </w:p>
     <w:p>
@@ -3120,76 +4220,43 @@
           <w:numId w:val="2"/>
         </w:numPr>
         <w:spacing w:beforeAutospacing="0" w:after="60" w:afterAutospacing="0"/>
-        <w:rPr/>
-      </w:pPr>
-      <w:r>
-        <w:t>IDS/IPS in modalit</w:t>
-      </w:r>
-      <w:r>
-        <w:rPr>
-          <w:lang w:val="it-IT"/>
-        </w:rPr>
-        <w:t>à</w:t>
-      </w:r>
-      <w:r>
-        <w:t xml:space="preserve"> SPAN (mirroring) sullo switch principale: analizza passivamente tutto il traffico transitante, senza introdurre latenza, utile per attivit</w:t>
-      </w:r>
-      <w:r>
-        <w:rPr>
-          <w:lang w:val="it-IT"/>
-        </w:rPr>
-        <w:t>à</w:t>
-      </w:r>
-      <w:r>
-        <w:t xml:space="preserve"> di audit e rilevamento di anomalie.</w:t>
-      </w:r>
-    </w:p>
-    <w:p>
-      <w:pPr>
-        <w:spacing w:beforeAutospacing="0" w:after="160" w:afterAutospacing="0"/>
-        <w:rPr/>
-      </w:pPr>
-      <w:r>
-        <w:rPr>
-          <w:b w:val="off"/>
-          <w:bCs w:val="off"/>
-          <w:i w:val="off"/>
-          <w:iCs w:val="off"/>
-        </w:rPr>
-        <w:t>Questa combinazione di controlli attivi (in-line) e passivi (SPAN) garantisce ridondanza nei controlli di sicurezza e copertura sia del traffico in ingresso sia di quello gi</w:t>
-      </w:r>
-      <w:r>
-        <w:rPr>
-          <w:b w:val="off"/>
-          <w:bCs w:val="off"/>
-          <w:i w:val="off"/>
-          <w:iCs w:val="off"/>
-          <w:lang w:val="it-IT"/>
-        </w:rPr>
-        <w:t xml:space="preserve">à </w:t>
-      </w:r>
-      <w:r>
-        <w:rPr>
-          <w:b w:val="off"/>
-          <w:bCs w:val="off"/>
-          <w:i w:val="off"/>
-          <w:iCs w:val="off"/>
-        </w:rPr>
-        <w:t>interno alla rete.</w:t>
+        <w:jc w:val="both"/>
+        <w:rPr/>
+      </w:pPr>
+      <w:r>
+        <w:t>IDS/IPS in modalita' SPAN (mirroring) sullo switch principale: analizza passivamente tutto il traffico transitante, senza introdurre latenza, utile per attivita' di audit e rilevamento di anomalie.</w:t>
+      </w:r>
+    </w:p>
+    <w:p>
+      <w:pPr>
+        <w:spacing w:beforeAutospacing="0" w:after="160" w:afterAutospacing="0"/>
+        <w:jc w:val="both"/>
+        <w:rPr/>
+      </w:pPr>
+      <w:r>
+        <w:rPr>
+          <w:b w:val="off"/>
+          <w:bCs w:val="off"/>
+          <w:i w:val="off"/>
+          <w:iCs w:val="off"/>
+        </w:rPr>
+        <w:t>Questa combinazione di controlli attivi (in-line) e passivi (SPAN) garantisce ridondanza nei controlli di sicurezza e copertura sia del traffico in ingresso sia di quello gia' interno alla rete.</w:t>
       </w:r>
     </w:p>
     <w:p>
       <w:pPr>
         <w:pStyle w:val="Heading1"/>
-        <w:rPr/>
-      </w:pPr>
-      <w:r>
-        <w:t>10. Ruolo dei dispositivi principali</w:t>
-      </w:r>
-    </w:p>
-    <w:p>
-      <w:pPr>
-        <w:spacing w:beforeAutospacing="0" w:after="160" w:afterAutospacing="0"/>
+        <w:jc w:val="both"/>
+        <w:rPr/>
+      </w:pPr>
+      <w:r>
+        <w:t>11. Ruolo dei dispositivi principali</w:t>
+      </w:r>
+    </w:p>
+    <w:p>
+      <w:pPr>
+        <w:spacing w:beforeAutospacing="0" w:after="160" w:afterAutospacing="0"/>
+        <w:jc w:val="both"/>
         <w:rPr/>
       </w:pPr>
       <w:r>
@@ -3205,6 +4272,7 @@
     <w:p>
       <w:pPr>
         <w:spacing w:beforeAutospacing="0" w:after="160" w:afterAutospacing="0"/>
+        <w:jc w:val="both"/>
         <w:rPr/>
       </w:pPr>
       <w:r>
@@ -3220,6 +4288,7 @@
     <w:p>
       <w:pPr>
         <w:spacing w:beforeAutospacing="0" w:after="160" w:afterAutospacing="0"/>
+        <w:jc w:val="both"/>
         <w:rPr/>
       </w:pPr>
       <w:r>
@@ -3235,6 +4304,7 @@
     <w:p>
       <w:pPr>
         <w:spacing w:beforeAutospacing="0" w:after="160" w:afterAutospacing="0"/>
+        <w:jc w:val="both"/>
         <w:rPr/>
       </w:pPr>
       <w:r>
@@ -3250,6 +4320,7 @@
     <w:p>
       <w:pPr>
         <w:spacing w:beforeAutospacing="0" w:after="160" w:afterAutospacing="0"/>
+        <w:jc w:val="both"/>
         <w:rPr/>
       </w:pPr>
       <w:r>
@@ -3265,6 +4336,7 @@
     <w:p>
       <w:pPr>
         <w:spacing w:beforeAutospacing="0" w:after="160" w:afterAutospacing="0"/>
+        <w:jc w:val="both"/>
         <w:rPr/>
       </w:pPr>
       <w:r>
@@ -3280,15 +4352,17 @@
     <w:p>
       <w:pPr>
         <w:pStyle w:val="Heading1"/>
-        <w:rPr/>
-      </w:pPr>
-      <w:r>
-        <w:t>11. Raccomandazioni di sicurezza</w:t>
-      </w:r>
-    </w:p>
-    <w:p>
-      <w:pPr>
-        <w:spacing w:beforeAutospacing="0" w:after="160" w:afterAutospacing="0"/>
+        <w:jc w:val="both"/>
+        <w:rPr/>
+      </w:pPr>
+      <w:r>
+        <w:t>12. Raccomandazioni di sicurezza</w:t>
+      </w:r>
+    </w:p>
+    <w:p>
+      <w:pPr>
+        <w:spacing w:beforeAutospacing="0" w:after="160" w:afterAutospacing="0"/>
+        <w:jc w:val="both"/>
         <w:rPr/>
       </w:pPr>
       <w:r>
@@ -3309,6 +4383,7 @@
           <w:numId w:val="2"/>
         </w:numPr>
         <w:spacing w:beforeAutospacing="0" w:after="60" w:afterAutospacing="0"/>
+        <w:jc w:val="both"/>
         <w:rPr/>
       </w:pPr>
       <w:r>
@@ -3323,6 +4398,7 @@
           <w:numId w:val="2"/>
         </w:numPr>
         <w:spacing w:beforeAutospacing="0" w:after="60" w:afterAutospacing="0"/>
+        <w:jc w:val="both"/>
         <w:rPr/>
       </w:pPr>
       <w:r>
@@ -3337,6 +4413,7 @@
           <w:numId w:val="2"/>
         </w:numPr>
         <w:spacing w:beforeAutospacing="0" w:after="60" w:afterAutospacing="0"/>
+        <w:jc w:val="both"/>
         <w:rPr/>
       </w:pPr>
       <w:r>
@@ -3351,6 +4428,7 @@
           <w:numId w:val="2"/>
         </w:numPr>
         <w:spacing w:beforeAutospacing="0" w:after="60" w:afterAutospacing="0"/>
+        <w:jc w:val="both"/>
         <w:rPr/>
       </w:pPr>
       <w:r>
@@ -3365,10 +4443,11 @@
           <w:numId w:val="2"/>
         </w:numPr>
         <w:spacing w:beforeAutospacing="0" w:after="60" w:afterAutospacing="0"/>
-        <w:rPr/>
-      </w:pPr>
-      <w:r>
-        <w:t>Applicare la segmentazione di rete tramite VLAN per limitare la propagazione laterale in caso di compromissione di un singolo piano.</w:t>
+        <w:jc w:val="both"/>
+        <w:rPr/>
+      </w:pPr>
+      <w:r>
+        <w:t>Applicare la segmentazione di rete tramite VLAN (vedi capitolo 9) per limitare la propagazione laterale in caso di compromissione di un singolo piano.</w:t>
       </w:r>
     </w:p>
     <w:p>
@@ -3379,6 +4458,7 @@
           <w:numId w:val="2"/>
         </w:numPr>
         <w:spacing w:beforeAutospacing="0" w:after="60" w:afterAutospacing="0"/>
+        <w:jc w:val="both"/>
         <w:rPr/>
       </w:pPr>
       <w:r>
@@ -3388,15 +4468,17 @@
     <w:p>
       <w:pPr>
         <w:pStyle w:val="Heading1"/>
-        <w:rPr/>
-      </w:pPr>
-      <w:r>
-        <w:t>12. Conclusione</w:t>
-      </w:r>
-    </w:p>
-    <w:p>
-      <w:pPr>
-        <w:spacing w:beforeAutospacing="0" w:after="160" w:afterAutospacing="0"/>
+        <w:jc w:val="both"/>
+        <w:rPr/>
+      </w:pPr>
+      <w:r>
+        <w:t>13. Conclusione</w:t>
+      </w:r>
+    </w:p>
+    <w:p>
+      <w:pPr>
+        <w:spacing w:beforeAutospacing="0" w:after="160" w:afterAutospacing="0"/>
+        <w:jc w:val="both"/>
         <w:rPr/>
       </w:pPr>
       <w:r>
@@ -3412,21 +4494,23 @@
     <w:p>
       <w:pPr>
         <w:spacing w:beforeAutospacing="0" w:after="160" w:afterAutospacing="0"/>
-        <w:rPr/>
-      </w:pPr>
-      <w:r>
-        <w:rPr>
-          <w:b w:val="off"/>
-          <w:bCs w:val="off"/>
-          <w:i w:val="off"/>
-          <w:iCs w:val="off"/>
-        </w:rPr>
-        <w:t>Sono stati configurati gli indirizzi IP principali e verificato il funzionamento della rete interna tramite ping verso il router centrale e verso il NAS, entrambi andati a buon fine. Sono stati inoltre sviluppati due programmi Python per completare il testing richiesto dalla traccia: uno per la verifica dei verbi HTTP abilitati sul Web Server, l'altro per la scansione delle porte principali. Entrambi gli script sono stati scritti ed eseguiti correttamente; il fatto che il Web Server non risultasse raggiungibile dal computer reale e' una conseguenza attesa dell'isolamento tra l'ambiente simulato di Packet Tracer e il sistema operativo host, e non un difetto dell'implementazione.</w:t>
-      </w:r>
-    </w:p>
-    <w:p>
-      <w:pPr>
-        <w:spacing w:beforeAutospacing="0" w:after="160" w:afterAutospacing="0"/>
+        <w:jc w:val="both"/>
+        <w:rPr/>
+      </w:pPr>
+      <w:r>
+        <w:rPr>
+          <w:b w:val="off"/>
+          <w:bCs w:val="off"/>
+          <w:i w:val="off"/>
+          <w:iCs w:val="off"/>
+        </w:rPr>
+        <w:t>Sono stati configurati gli indirizzi IP principali e verificato il funzionamento della rete interna tramite ping verso il router centrale e verso il NAS, entrambi andati a buon fine. I test di sicurezza sono stati poi condotti in un ambiente reale: Kali Linux (192.168.50.102) e Metasploitable2 (192.168.50.101) sono state configurate sulla stessa rete virtuale e messe in comunicazione. La scansione delle porte con lo script Python ha individuato tutte le porte effettivamente aperte su Metasploitable (21, 22, 23, 25, 53, 80, 111, 139, 445, 3306, 5432, 8180), risultato pienamente coerente con la verifica tramite Nmap. Il test dei verbi HTTP su /phpMyAdmin/ ha confermato che il percorso e' raggiungibile (risposta 200 OK), con il server Apache che non restituisce l'header Allow per scelta di configurazione.</w:t>
+      </w:r>
+    </w:p>
+    <w:p>
+      <w:pPr>
+        <w:spacing w:beforeAutospacing="0" w:after="160" w:afterAutospacing="0"/>
+        <w:jc w:val="both"/>
         <w:rPr/>
       </w:pPr>
       <w:r>
@@ -3442,6 +4526,7 @@
     <w:p>
       <w:pPr>
         <w:spacing w:beforeAutospacing="0" w:after="160" w:afterAutospacing="0"/>
+        <w:jc w:val="both"/>
         <w:rPr/>
       </w:pPr>
       <w:r>
